--- a/03_project/系統手冊/系統手冊0526.docx
+++ b/03_project/系統手冊/系統手冊0526.docx
@@ -1,6 +1,6 @@
 
 <file path=word/document.xml><?xml version="1.0" encoding="utf-8"?>
-<w:document xmlns:wpc="http://schemas.microsoft.com/office/word/2010/wordprocessingCanvas" xmlns:cx="http://schemas.microsoft.com/office/drawing/2014/chartex" xmlns:cx1="http://schemas.microsoft.com/office/drawing/2015/9/8/chartex" xmlns:cx2="http://schemas.microsoft.com/office/drawing/2015/10/21/chartex" xmlns:cx3="http://schemas.microsoft.com/office/drawing/2016/5/9/chartex" xmlns:cx4="http://schemas.microsoft.com/office/drawing/2016/5/10/chartex" xmlns:cx5="http://schemas.microsoft.com/office/drawing/2016/5/11/chartex" xmlns:cx6="http://schemas.microsoft.com/office/drawing/2016/5/12/chartex" xmlns:cx7="http://schemas.microsoft.com/office/drawing/2016/5/13/chartex" xmlns:cx8="http://schemas.microsoft.com/office/drawing/2016/5/14/chartex" xmlns:mc="http://schemas.openxmlformats.org/markup-compatibility/2006" xmlns:aink="http://schemas.microsoft.com/office/drawing/2016/ink" xmlns:am3d="http://schemas.microsoft.com/office/drawing/2017/model3d" xmlns:o="urn:schemas-microsoft-com:office:office" xmlns:oel="http://schemas.microsoft.com/office/2019/extlst" xmlns:r="http://schemas.openxmlformats.org/officeDocument/2006/relationships" xmlns:m="http://schemas.openxmlformats.org/officeDocument/2006/math" xmlns:v="urn:schemas-microsoft-com:vml" xmlns:wp14="http://schemas.microsoft.com/office/word/2010/wordprocessingDrawing" xmlns:wp="http://schemas.openxmlformats.org/drawingml/2006/wordprocessingDrawing" xmlns:w10="urn:schemas-microsoft-com:office:word" xmlns:w="http://schemas.openxmlformats.org/wordprocessingml/2006/main" xmlns:w14="http://schemas.microsoft.com/office/word/2010/wordml" xmlns:w15="http://schemas.microsoft.com/office/word/2012/wordml" xmlns:w16cex="http://schemas.microsoft.com/office/word/2018/wordml/cex" xmlns:w16cid="http://schemas.microsoft.com/office/word/2016/wordml/cid" xmlns:w16="http://schemas.microsoft.com/office/word/2018/wordml" xmlns:w16du="http://schemas.microsoft.com/office/word/2023/wordml/word16du" xmlns:w16sdtdh="http://schemas.microsoft.com/office/word/2020/wordml/sdtdatahash" xmlns:w16sdtfl="http://schemas.microsoft.com/office/word/2024/wordml/sdtformatlock" xmlns:w16se="http://schemas.microsoft.com/office/word/2015/wordml/symex" xmlns:wpg="http://schemas.microsoft.com/office/word/2010/wordprocessingGroup" xmlns:wpi="http://schemas.microsoft.com/office/word/2010/wordprocessingInk" xmlns:wne="http://schemas.microsoft.com/office/word/2006/wordml" xmlns:wps="http://schemas.microsoft.com/office/word/2010/wordprocessingShape" mc:Ignorable="w14 w15 w16se w16cid w16 w16cex w16sdtdh w16sdtfl w16du wp14">
+<w:document xmlns:wpc="http://schemas.microsoft.com/office/word/2010/wordprocessingCanvas" xmlns:cx="http://schemas.microsoft.com/office/drawing/2014/chartex" xmlns:cx1="http://schemas.microsoft.com/office/drawing/2015/9/8/chartex" xmlns:cx2="http://schemas.microsoft.com/office/drawing/2015/10/21/chartex" xmlns:cx3="http://schemas.microsoft.com/office/drawing/2016/5/9/chartex" xmlns:cx4="http://schemas.microsoft.com/office/drawing/2016/5/10/chartex" xmlns:cx5="http://schemas.microsoft.com/office/drawing/2016/5/11/chartex" xmlns:cx6="http://schemas.microsoft.com/office/drawing/2016/5/12/chartex" xmlns:cx7="http://schemas.microsoft.com/office/drawing/2016/5/13/chartex" xmlns:cx8="http://schemas.microsoft.com/office/drawing/2016/5/14/chartex" xmlns:mc="http://schemas.openxmlformats.org/markup-compatibility/2006" xmlns:aink="http://schemas.microsoft.com/office/drawing/2016/ink" xmlns:am3d="http://schemas.microsoft.com/office/drawing/2017/model3d" xmlns:o="urn:schemas-microsoft-com:office:office" xmlns:oel="http://schemas.microsoft.com/office/2019/extlst" xmlns:r="http://schemas.openxmlformats.org/officeDocument/2006/relationships" xmlns:m="http://schemas.openxmlformats.org/officeDocument/2006/math" xmlns:v="urn:schemas-microsoft-com:vml" xmlns:wp14="http://schemas.microsoft.com/office/word/2010/wordprocessingDrawing" xmlns:wp="http://schemas.openxmlformats.org/drawingml/2006/wordprocessingDrawing" xmlns:w10="urn:schemas-microsoft-com:office:word" xmlns:w="http://schemas.openxmlformats.org/wordprocessingml/2006/main" xmlns:w14="http://schemas.microsoft.com/office/word/2010/wordml" xmlns:w15="http://schemas.microsoft.com/office/word/2012/wordml" xmlns:w16cex="http://schemas.microsoft.com/office/word/2018/wordml/cex" xmlns:w16cid="http://schemas.microsoft.com/office/word/2016/wordml/cid" xmlns:w16="http://schemas.microsoft.com/office/word/2018/wordml" xmlns:w16sdtdh="http://schemas.microsoft.com/office/word/2020/wordml/sdtdatahash" xmlns:w16se="http://schemas.microsoft.com/office/word/2015/wordml/symex" xmlns:wpg="http://schemas.microsoft.com/office/word/2010/wordprocessingGroup" xmlns:wpi="http://schemas.microsoft.com/office/word/2010/wordprocessingInk" xmlns:wne="http://schemas.microsoft.com/office/word/2006/wordml" xmlns:wps="http://schemas.microsoft.com/office/word/2010/wordprocessingShape" mc:Ignorable="w14 w15 w16se w16cid w16 w16cex w16sdtdh wp14">
   <w:body>
     <w:p>
       <w:pPr>
@@ -596,7 +596,17 @@
             </w:rPr>
             <w:fldChar w:fldCharType="separate"/>
           </w:r>
-          <w:hyperlink w:anchor="_Toc230643741" w:history="1">
+          <w:hyperlink w:anchor="_Toc230676869" w:history="1">
+            <w:r>
+              <w:rPr>
+                <w:rStyle w:val="af4"/>
+                <w:rFonts w:ascii="標楷體" w:eastAsia="標楷體" w:hAnsi="標楷體" w:hint="eastAsia"/>
+                <w:b/>
+                <w:bCs/>
+                <w:noProof/>
+              </w:rPr>
+              <w:t>第一章</w:t>
+            </w:r>
             <w:r>
               <w:rPr>
                 <w:rStyle w:val="af4"/>
@@ -605,7 +615,17 @@
                 <w:bCs/>
                 <w:noProof/>
               </w:rPr>
-              <w:t>第一章 前言</w:t>
+              <w:t xml:space="preserve"> </w:t>
+            </w:r>
+            <w:r>
+              <w:rPr>
+                <w:rStyle w:val="af4"/>
+                <w:rFonts w:ascii="標楷體" w:eastAsia="標楷體" w:hAnsi="標楷體" w:hint="eastAsia"/>
+                <w:b/>
+                <w:bCs/>
+                <w:noProof/>
+              </w:rPr>
+              <w:t>前言</w:t>
             </w:r>
             <w:r>
               <w:rPr>
@@ -626,7 +646,7 @@
                 <w:noProof/>
                 <w:webHidden/>
               </w:rPr>
-              <w:instrText xml:space="preserve"> PAGEREF _Toc230643741 \h </w:instrText>
+              <w:instrText xml:space="preserve"> PAGEREF _Toc230676869 \h </w:instrText>
             </w:r>
             <w:r>
               <w:rPr>
@@ -646,7 +666,7 @@
                 <w:noProof/>
                 <w:webHidden/>
               </w:rPr>
-              <w:t>3</w:t>
+              <w:t>4</w:t>
             </w:r>
             <w:r>
               <w:rPr>
@@ -669,14 +689,22 @@
               <w14:ligatures w14:val="standardContextual"/>
             </w:rPr>
           </w:pPr>
-          <w:hyperlink w:anchor="_Toc230643742" w:history="1">
+          <w:hyperlink w:anchor="_Toc230676870" w:history="1">
             <w:r>
               <w:rPr>
                 <w:rStyle w:val="af4"/>
                 <w:rFonts w:ascii="標楷體" w:eastAsia="標楷體" w:hAnsi="標楷體"/>
                 <w:noProof/>
               </w:rPr>
-              <w:t>1.1背景介紹</w:t>
+              <w:t>1.1</w:t>
+            </w:r>
+            <w:r>
+              <w:rPr>
+                <w:rStyle w:val="af4"/>
+                <w:rFonts w:ascii="標楷體" w:eastAsia="標楷體" w:hAnsi="標楷體" w:hint="eastAsia"/>
+                <w:noProof/>
+              </w:rPr>
+              <w:t>背景介紹</w:t>
             </w:r>
             <w:r>
               <w:rPr>
@@ -697,7 +725,7 @@
                 <w:noProof/>
                 <w:webHidden/>
               </w:rPr>
-              <w:instrText xml:space="preserve"> PAGEREF _Toc230643742 \h </w:instrText>
+              <w:instrText xml:space="preserve"> PAGEREF _Toc230676870 \h </w:instrText>
             </w:r>
             <w:r>
               <w:rPr>
@@ -717,7 +745,7 @@
                 <w:noProof/>
                 <w:webHidden/>
               </w:rPr>
-              <w:t>3</w:t>
+              <w:t>4</w:t>
             </w:r>
             <w:r>
               <w:rPr>
@@ -740,14 +768,22 @@
               <w14:ligatures w14:val="standardContextual"/>
             </w:rPr>
           </w:pPr>
-          <w:hyperlink w:anchor="_Toc230643743" w:history="1">
+          <w:hyperlink w:anchor="_Toc230676871" w:history="1">
             <w:r>
               <w:rPr>
                 <w:rStyle w:val="af4"/>
                 <w:rFonts w:ascii="標楷體" w:eastAsia="標楷體" w:hAnsi="標楷體"/>
                 <w:noProof/>
               </w:rPr>
-              <w:t>1.2 動機</w:t>
+              <w:t xml:space="preserve">1.2 </w:t>
+            </w:r>
+            <w:r>
+              <w:rPr>
+                <w:rStyle w:val="af4"/>
+                <w:rFonts w:ascii="標楷體" w:eastAsia="標楷體" w:hAnsi="標楷體" w:hint="eastAsia"/>
+                <w:noProof/>
+              </w:rPr>
+              <w:t>動機</w:t>
             </w:r>
             <w:r>
               <w:rPr>
@@ -768,7 +804,7 @@
                 <w:noProof/>
                 <w:webHidden/>
               </w:rPr>
-              <w:instrText xml:space="preserve"> PAGEREF _Toc230643743 \h </w:instrText>
+              <w:instrText xml:space="preserve"> PAGEREF _Toc230676871 \h </w:instrText>
             </w:r>
             <w:r>
               <w:rPr>
@@ -788,7 +824,7 @@
                 <w:noProof/>
                 <w:webHidden/>
               </w:rPr>
-              <w:t>3</w:t>
+              <w:t>4</w:t>
             </w:r>
             <w:r>
               <w:rPr>
@@ -811,14 +847,22 @@
               <w14:ligatures w14:val="standardContextual"/>
             </w:rPr>
           </w:pPr>
-          <w:hyperlink w:anchor="_Toc230643744" w:history="1">
+          <w:hyperlink w:anchor="_Toc230676872" w:history="1">
             <w:r>
               <w:rPr>
                 <w:rStyle w:val="af4"/>
                 <w:rFonts w:ascii="標楷體" w:eastAsia="標楷體" w:hAnsi="標楷體"/>
                 <w:noProof/>
               </w:rPr>
-              <w:t>1.4 系統目的與目標</w:t>
+              <w:t xml:space="preserve">1.4 </w:t>
+            </w:r>
+            <w:r>
+              <w:rPr>
+                <w:rStyle w:val="af4"/>
+                <w:rFonts w:ascii="標楷體" w:eastAsia="標楷體" w:hAnsi="標楷體" w:hint="eastAsia"/>
+                <w:noProof/>
+              </w:rPr>
+              <w:t>系統目的與目標</w:t>
             </w:r>
             <w:r>
               <w:rPr>
@@ -839,7 +883,7 @@
                 <w:noProof/>
                 <w:webHidden/>
               </w:rPr>
-              <w:instrText xml:space="preserve"> PAGEREF _Toc230643744 \h </w:instrText>
+              <w:instrText xml:space="preserve"> PAGEREF _Toc230676872 \h </w:instrText>
             </w:r>
             <w:r>
               <w:rPr>
@@ -859,7 +903,7 @@
                 <w:noProof/>
                 <w:webHidden/>
               </w:rPr>
-              <w:t>4</w:t>
+              <w:t>5</w:t>
             </w:r>
             <w:r>
               <w:rPr>
@@ -882,14 +926,22 @@
               <w14:ligatures w14:val="standardContextual"/>
             </w:rPr>
           </w:pPr>
-          <w:hyperlink w:anchor="_Toc230643745" w:history="1">
+          <w:hyperlink w:anchor="_Toc230676873" w:history="1">
             <w:r>
               <w:rPr>
                 <w:rStyle w:val="af4"/>
                 <w:rFonts w:ascii="標楷體" w:eastAsia="標楷體" w:hAnsi="標楷體"/>
                 <w:noProof/>
               </w:rPr>
-              <w:t>1.5 預期成果</w:t>
+              <w:t xml:space="preserve">1.5 </w:t>
+            </w:r>
+            <w:r>
+              <w:rPr>
+                <w:rStyle w:val="af4"/>
+                <w:rFonts w:ascii="標楷體" w:eastAsia="標楷體" w:hAnsi="標楷體" w:hint="eastAsia"/>
+                <w:noProof/>
+              </w:rPr>
+              <w:t>預期成果</w:t>
             </w:r>
             <w:r>
               <w:rPr>
@@ -910,7 +962,7 @@
                 <w:noProof/>
                 <w:webHidden/>
               </w:rPr>
-              <w:instrText xml:space="preserve"> PAGEREF _Toc230643745 \h </w:instrText>
+              <w:instrText xml:space="preserve"> PAGEREF _Toc230676873 \h </w:instrText>
             </w:r>
             <w:r>
               <w:rPr>
@@ -930,7 +982,7 @@
                 <w:noProof/>
                 <w:webHidden/>
               </w:rPr>
-              <w:t>4</w:t>
+              <w:t>5</w:t>
             </w:r>
             <w:r>
               <w:rPr>
@@ -953,7 +1005,17 @@
               <w14:ligatures w14:val="standardContextual"/>
             </w:rPr>
           </w:pPr>
-          <w:hyperlink w:anchor="_Toc230643746" w:history="1">
+          <w:hyperlink w:anchor="_Toc230676874" w:history="1">
+            <w:r>
+              <w:rPr>
+                <w:rStyle w:val="af4"/>
+                <w:rFonts w:ascii="標楷體" w:eastAsia="標楷體" w:hAnsi="標楷體" w:hint="eastAsia"/>
+                <w:b/>
+                <w:bCs/>
+                <w:noProof/>
+              </w:rPr>
+              <w:t>第二章</w:t>
+            </w:r>
             <w:r>
               <w:rPr>
                 <w:rStyle w:val="af4"/>
@@ -962,7 +1024,17 @@
                 <w:bCs/>
                 <w:noProof/>
               </w:rPr>
-              <w:t>第二章 營運計畫</w:t>
+              <w:t xml:space="preserve"> </w:t>
+            </w:r>
+            <w:r>
+              <w:rPr>
+                <w:rStyle w:val="af4"/>
+                <w:rFonts w:ascii="標楷體" w:eastAsia="標楷體" w:hAnsi="標楷體" w:hint="eastAsia"/>
+                <w:b/>
+                <w:bCs/>
+                <w:noProof/>
+              </w:rPr>
+              <w:t>營運計畫</w:t>
             </w:r>
             <w:r>
               <w:rPr>
@@ -983,7 +1055,7 @@
                 <w:noProof/>
                 <w:webHidden/>
               </w:rPr>
-              <w:instrText xml:space="preserve"> PAGEREF _Toc230643746 \h </w:instrText>
+              <w:instrText xml:space="preserve"> PAGEREF _Toc230676874 \h </w:instrText>
             </w:r>
             <w:r>
               <w:rPr>
@@ -1003,7 +1075,7 @@
                 <w:noProof/>
                 <w:webHidden/>
               </w:rPr>
-              <w:t>5</w:t>
+              <w:t>6</w:t>
             </w:r>
             <w:r>
               <w:rPr>
@@ -1026,14 +1098,22 @@
               <w14:ligatures w14:val="standardContextual"/>
             </w:rPr>
           </w:pPr>
-          <w:hyperlink w:anchor="_Toc230643747" w:history="1">
+          <w:hyperlink w:anchor="_Toc230676875" w:history="1">
             <w:r>
               <w:rPr>
                 <w:rStyle w:val="af4"/>
                 <w:rFonts w:ascii="標楷體" w:eastAsia="標楷體" w:hAnsi="標楷體"/>
                 <w:noProof/>
               </w:rPr>
-              <w:t>2-1 可行性分析</w:t>
+              <w:t xml:space="preserve">2-1 </w:t>
+            </w:r>
+            <w:r>
+              <w:rPr>
+                <w:rStyle w:val="af4"/>
+                <w:rFonts w:ascii="標楷體" w:eastAsia="標楷體" w:hAnsi="標楷體" w:hint="eastAsia"/>
+                <w:noProof/>
+              </w:rPr>
+              <w:t>可行性分析</w:t>
             </w:r>
             <w:r>
               <w:rPr>
@@ -1054,7 +1134,7 @@
                 <w:noProof/>
                 <w:webHidden/>
               </w:rPr>
-              <w:instrText xml:space="preserve"> PAGEREF _Toc230643747 \h </w:instrText>
+              <w:instrText xml:space="preserve"> PAGEREF _Toc230676875 \h </w:instrText>
             </w:r>
             <w:r>
               <w:rPr>
@@ -1074,7 +1154,7 @@
                 <w:noProof/>
                 <w:webHidden/>
               </w:rPr>
-              <w:t>5</w:t>
+              <w:t>6</w:t>
             </w:r>
             <w:r>
               <w:rPr>
@@ -1097,7 +1177,7 @@
               <w14:ligatures w14:val="standardContextual"/>
             </w:rPr>
           </w:pPr>
-          <w:hyperlink w:anchor="_Toc230643748" w:history="1">
+          <w:hyperlink w:anchor="_Toc230676876" w:history="1">
             <w:r>
               <w:rPr>
                 <w:rStyle w:val="af4"/>
@@ -1109,7 +1189,7 @@
             <w:r>
               <w:rPr>
                 <w:rStyle w:val="af4"/>
-                <w:rFonts w:eastAsia="標楷體"/>
+                <w:rFonts w:eastAsia="標楷體" w:hint="eastAsia"/>
                 <w:noProof/>
               </w:rPr>
               <w:t>商業模式</w:t>
@@ -1149,7 +1229,7 @@
                 <w:noProof/>
                 <w:webHidden/>
               </w:rPr>
-              <w:instrText xml:space="preserve"> PAGEREF _Toc230643748 \h </w:instrText>
+              <w:instrText xml:space="preserve"> PAGEREF _Toc230676876 \h </w:instrText>
             </w:r>
             <w:r>
               <w:rPr>
@@ -1169,7 +1249,7 @@
                 <w:noProof/>
                 <w:webHidden/>
               </w:rPr>
-              <w:t>6</w:t>
+              <w:t>7</w:t>
             </w:r>
             <w:r>
               <w:rPr>
@@ -1193,14 +1273,30 @@
               <w14:ligatures w14:val="standardContextual"/>
             </w:rPr>
           </w:pPr>
-          <w:hyperlink w:anchor="_Toc230643749" w:history="1">
+          <w:hyperlink w:anchor="_Toc230676877" w:history="1">
             <w:r>
               <w:rPr>
                 <w:rStyle w:val="af4"/>
                 <w:rFonts w:ascii="標楷體" w:eastAsia="標楷體" w:hAnsi="標楷體"/>
                 <w:noProof/>
               </w:rPr>
-              <w:t>2-3市場分析-STP</w:t>
+              <w:t>2-3</w:t>
+            </w:r>
+            <w:r>
+              <w:rPr>
+                <w:rStyle w:val="af4"/>
+                <w:rFonts w:ascii="標楷體" w:eastAsia="標楷體" w:hAnsi="標楷體" w:hint="eastAsia"/>
+                <w:noProof/>
+              </w:rPr>
+              <w:t>市場分析</w:t>
+            </w:r>
+            <w:r>
+              <w:rPr>
+                <w:rStyle w:val="af4"/>
+                <w:rFonts w:ascii="標楷體" w:eastAsia="標楷體" w:hAnsi="標楷體"/>
+                <w:noProof/>
+              </w:rPr>
+              <w:t>-STP</w:t>
             </w:r>
             <w:r>
               <w:rPr>
@@ -1221,7 +1317,7 @@
                 <w:noProof/>
                 <w:webHidden/>
               </w:rPr>
-              <w:instrText xml:space="preserve"> PAGEREF _Toc230643749 \h </w:instrText>
+              <w:instrText xml:space="preserve"> PAGEREF _Toc230676877 \h </w:instrText>
             </w:r>
             <w:r>
               <w:rPr>
@@ -1241,7 +1337,7 @@
                 <w:noProof/>
                 <w:webHidden/>
               </w:rPr>
-              <w:t>7</w:t>
+              <w:t>8</w:t>
             </w:r>
             <w:r>
               <w:rPr>
@@ -1265,14 +1361,30 @@
               <w14:ligatures w14:val="standardContextual"/>
             </w:rPr>
           </w:pPr>
-          <w:hyperlink w:anchor="_Toc230643750" w:history="1">
+          <w:hyperlink w:anchor="_Toc230676878" w:history="1">
             <w:r>
               <w:rPr>
                 <w:rStyle w:val="af4"/>
                 <w:rFonts w:ascii="標楷體" w:eastAsia="標楷體" w:hAnsi="標楷體"/>
                 <w:noProof/>
               </w:rPr>
-              <w:t>2-4競爭力分析SWOT-TOWS</w:t>
+              <w:t>2-4</w:t>
+            </w:r>
+            <w:r>
+              <w:rPr>
+                <w:rStyle w:val="af4"/>
+                <w:rFonts w:ascii="標楷體" w:eastAsia="標楷體" w:hAnsi="標楷體" w:hint="eastAsia"/>
+                <w:noProof/>
+              </w:rPr>
+              <w:t>競爭力分析</w:t>
+            </w:r>
+            <w:r>
+              <w:rPr>
+                <w:rStyle w:val="af4"/>
+                <w:rFonts w:ascii="標楷體" w:eastAsia="標楷體" w:hAnsi="標楷體"/>
+                <w:noProof/>
+              </w:rPr>
+              <w:t>SWOT-TOWS</w:t>
             </w:r>
             <w:r>
               <w:rPr>
@@ -1293,7 +1405,7 @@
                 <w:noProof/>
                 <w:webHidden/>
               </w:rPr>
-              <w:instrText xml:space="preserve"> PAGEREF _Toc230643750 \h </w:instrText>
+              <w:instrText xml:space="preserve"> PAGEREF _Toc230676878 \h </w:instrText>
             </w:r>
             <w:r>
               <w:rPr>
@@ -1313,7 +1425,7 @@
                 <w:noProof/>
                 <w:webHidden/>
               </w:rPr>
-              <w:t>8</w:t>
+              <w:t>9</w:t>
             </w:r>
             <w:r>
               <w:rPr>
@@ -1336,7 +1448,17 @@
               <w14:ligatures w14:val="standardContextual"/>
             </w:rPr>
           </w:pPr>
-          <w:hyperlink w:anchor="_Toc230643751" w:history="1">
+          <w:hyperlink w:anchor="_Toc230676879" w:history="1">
+            <w:r>
+              <w:rPr>
+                <w:rStyle w:val="af4"/>
+                <w:rFonts w:ascii="標楷體" w:eastAsia="標楷體" w:hAnsi="標楷體" w:hint="eastAsia"/>
+                <w:b/>
+                <w:bCs/>
+                <w:noProof/>
+              </w:rPr>
+              <w:t>第三章</w:t>
+            </w:r>
             <w:r>
               <w:rPr>
                 <w:rStyle w:val="af4"/>
@@ -1345,7 +1467,17 @@
                 <w:bCs/>
                 <w:noProof/>
               </w:rPr>
-              <w:t>第三章 系統規格</w:t>
+              <w:t xml:space="preserve"> </w:t>
+            </w:r>
+            <w:r>
+              <w:rPr>
+                <w:rStyle w:val="af4"/>
+                <w:rFonts w:ascii="標楷體" w:eastAsia="標楷體" w:hAnsi="標楷體" w:hint="eastAsia"/>
+                <w:b/>
+                <w:bCs/>
+                <w:noProof/>
+              </w:rPr>
+              <w:t>系統規格</w:t>
             </w:r>
             <w:r>
               <w:rPr>
@@ -1366,7 +1498,7 @@
                 <w:noProof/>
                 <w:webHidden/>
               </w:rPr>
-              <w:instrText xml:space="preserve"> PAGEREF _Toc230643751 \h </w:instrText>
+              <w:instrText xml:space="preserve"> PAGEREF _Toc230676879 \h </w:instrText>
             </w:r>
             <w:r>
               <w:rPr>
@@ -1386,7 +1518,7 @@
                 <w:noProof/>
                 <w:webHidden/>
               </w:rPr>
-              <w:t>10</w:t>
+              <w:t>11</w:t>
             </w:r>
             <w:r>
               <w:rPr>
@@ -1409,14 +1541,22 @@
               <w14:ligatures w14:val="standardContextual"/>
             </w:rPr>
           </w:pPr>
-          <w:hyperlink w:anchor="_Toc230643752" w:history="1">
+          <w:hyperlink w:anchor="_Toc230676880" w:history="1">
             <w:r>
               <w:rPr>
                 <w:rStyle w:val="af4"/>
                 <w:rFonts w:ascii="標楷體" w:eastAsia="標楷體" w:hAnsi="標楷體"/>
                 <w:noProof/>
               </w:rPr>
-              <w:t>3-1系統架構</w:t>
+              <w:t>3-1</w:t>
+            </w:r>
+            <w:r>
+              <w:rPr>
+                <w:rStyle w:val="af4"/>
+                <w:rFonts w:ascii="標楷體" w:eastAsia="標楷體" w:hAnsi="標楷體" w:hint="eastAsia"/>
+                <w:noProof/>
+              </w:rPr>
+              <w:t>系統架構</w:t>
             </w:r>
             <w:r>
               <w:rPr>
@@ -1437,7 +1577,7 @@
                 <w:noProof/>
                 <w:webHidden/>
               </w:rPr>
-              <w:instrText xml:space="preserve"> PAGEREF _Toc230643752 \h </w:instrText>
+              <w:instrText xml:space="preserve"> PAGEREF _Toc230676880 \h </w:instrText>
             </w:r>
             <w:r>
               <w:rPr>
@@ -1457,7 +1597,7 @@
                 <w:noProof/>
                 <w:webHidden/>
               </w:rPr>
-              <w:t>10</w:t>
+              <w:t>11</w:t>
             </w:r>
             <w:r>
               <w:rPr>
@@ -1480,14 +1620,22 @@
               <w14:ligatures w14:val="standardContextual"/>
             </w:rPr>
           </w:pPr>
-          <w:hyperlink w:anchor="_Toc230643753" w:history="1">
+          <w:hyperlink w:anchor="_Toc230676881" w:history="1">
             <w:r>
               <w:rPr>
                 <w:rStyle w:val="af4"/>
                 <w:rFonts w:ascii="標楷體" w:eastAsia="標楷體" w:hAnsi="標楷體"/>
                 <w:noProof/>
               </w:rPr>
-              <w:t>3-2系統軟、硬體需求與技術平台</w:t>
+              <w:t>3-2</w:t>
+            </w:r>
+            <w:r>
+              <w:rPr>
+                <w:rStyle w:val="af4"/>
+                <w:rFonts w:ascii="標楷體" w:eastAsia="標楷體" w:hAnsi="標楷體" w:hint="eastAsia"/>
+                <w:noProof/>
+              </w:rPr>
+              <w:t>系統軟、硬體需求與技術平台</w:t>
             </w:r>
             <w:r>
               <w:rPr>
@@ -1508,7 +1656,7 @@
                 <w:noProof/>
                 <w:webHidden/>
               </w:rPr>
-              <w:instrText xml:space="preserve"> PAGEREF _Toc230643753 \h </w:instrText>
+              <w:instrText xml:space="preserve"> PAGEREF _Toc230676881 \h </w:instrText>
             </w:r>
             <w:r>
               <w:rPr>
@@ -1528,7 +1676,7 @@
                 <w:noProof/>
                 <w:webHidden/>
               </w:rPr>
-              <w:t>11</w:t>
+              <w:t>12</w:t>
             </w:r>
             <w:r>
               <w:rPr>
@@ -1551,7 +1699,7 @@
               <w14:ligatures w14:val="standardContextual"/>
             </w:rPr>
           </w:pPr>
-          <w:hyperlink w:anchor="_Toc230643754" w:history="1">
+          <w:hyperlink w:anchor="_Toc230676882" w:history="1">
             <w:r>
               <w:rPr>
                 <w:rStyle w:val="af4"/>
@@ -1563,7 +1711,7 @@
             <w:r>
               <w:rPr>
                 <w:rStyle w:val="af4"/>
-                <w:rFonts w:eastAsia="標楷體"/>
+                <w:rFonts w:eastAsia="標楷體" w:hint="eastAsia"/>
                 <w:noProof/>
               </w:rPr>
               <w:t>使用標準與工具</w:t>
@@ -1587,7 +1735,7 @@
                 <w:noProof/>
                 <w:webHidden/>
               </w:rPr>
-              <w:instrText xml:space="preserve"> PAGEREF _Toc230643754 \h </w:instrText>
+              <w:instrText xml:space="preserve"> PAGEREF _Toc230676882 \h </w:instrText>
             </w:r>
             <w:r>
               <w:rPr>
@@ -1607,7 +1755,7 @@
                 <w:noProof/>
                 <w:webHidden/>
               </w:rPr>
-              <w:t>11</w:t>
+              <w:t>12</w:t>
             </w:r>
             <w:r>
               <w:rPr>
@@ -1630,7 +1778,17 @@
               <w14:ligatures w14:val="standardContextual"/>
             </w:rPr>
           </w:pPr>
-          <w:hyperlink w:anchor="_Toc230643755" w:history="1">
+          <w:hyperlink w:anchor="_Toc230676883" w:history="1">
+            <w:r>
+              <w:rPr>
+                <w:rStyle w:val="af4"/>
+                <w:rFonts w:ascii="標楷體" w:eastAsia="標楷體" w:hAnsi="標楷體" w:hint="eastAsia"/>
+                <w:b/>
+                <w:bCs/>
+                <w:noProof/>
+              </w:rPr>
+              <w:t>第四章</w:t>
+            </w:r>
             <w:r>
               <w:rPr>
                 <w:rStyle w:val="af4"/>
@@ -1639,7 +1797,17 @@
                 <w:bCs/>
                 <w:noProof/>
               </w:rPr>
-              <w:t>第四章 專案時程與組織分工</w:t>
+              <w:t xml:space="preserve"> </w:t>
+            </w:r>
+            <w:r>
+              <w:rPr>
+                <w:rStyle w:val="af4"/>
+                <w:rFonts w:ascii="標楷體" w:eastAsia="標楷體" w:hAnsi="標楷體" w:hint="eastAsia"/>
+                <w:b/>
+                <w:bCs/>
+                <w:noProof/>
+              </w:rPr>
+              <w:t>專案時程與組織分工</w:t>
             </w:r>
             <w:r>
               <w:rPr>
@@ -1660,7 +1828,7 @@
                 <w:noProof/>
                 <w:webHidden/>
               </w:rPr>
-              <w:instrText xml:space="preserve"> PAGEREF _Toc230643755 \h </w:instrText>
+              <w:instrText xml:space="preserve"> PAGEREF _Toc230676883 \h </w:instrText>
             </w:r>
             <w:r>
               <w:rPr>
@@ -1680,7 +1848,7 @@
                 <w:noProof/>
                 <w:webHidden/>
               </w:rPr>
-              <w:t>13</w:t>
+              <w:t>14</w:t>
             </w:r>
             <w:r>
               <w:rPr>
@@ -1703,14 +1871,22 @@
               <w14:ligatures w14:val="standardContextual"/>
             </w:rPr>
           </w:pPr>
-          <w:hyperlink w:anchor="_Toc230643756" w:history="1">
+          <w:hyperlink w:anchor="_Toc230676884" w:history="1">
             <w:r>
               <w:rPr>
                 <w:rStyle w:val="af4"/>
                 <w:rFonts w:ascii="標楷體" w:eastAsia="標楷體" w:hAnsi="標楷體"/>
                 <w:noProof/>
               </w:rPr>
-              <w:t>4-1 專案時程</w:t>
+              <w:t xml:space="preserve">4-1 </w:t>
+            </w:r>
+            <w:r>
+              <w:rPr>
+                <w:rStyle w:val="af4"/>
+                <w:rFonts w:ascii="標楷體" w:eastAsia="標楷體" w:hAnsi="標楷體" w:hint="eastAsia"/>
+                <w:noProof/>
+              </w:rPr>
+              <w:t>專案時程</w:t>
             </w:r>
             <w:r>
               <w:rPr>
@@ -1731,7 +1907,7 @@
                 <w:noProof/>
                 <w:webHidden/>
               </w:rPr>
-              <w:instrText xml:space="preserve"> PAGEREF _Toc230643756 \h </w:instrText>
+              <w:instrText xml:space="preserve"> PAGEREF _Toc230676884 \h </w:instrText>
             </w:r>
             <w:r>
               <w:rPr>
@@ -1751,7 +1927,7 @@
                 <w:noProof/>
                 <w:webHidden/>
               </w:rPr>
-              <w:t>13</w:t>
+              <w:t>14</w:t>
             </w:r>
             <w:r>
               <w:rPr>
@@ -1774,14 +1950,22 @@
               <w14:ligatures w14:val="standardContextual"/>
             </w:rPr>
           </w:pPr>
-          <w:hyperlink w:anchor="_Toc230643757" w:history="1">
+          <w:hyperlink w:anchor="_Toc230676885" w:history="1">
             <w:r>
               <w:rPr>
                 <w:rStyle w:val="af4"/>
                 <w:rFonts w:ascii="標楷體" w:eastAsia="標楷體" w:hAnsi="標楷體"/>
                 <w:noProof/>
               </w:rPr>
-              <w:t>4-2 專案組織與分工</w:t>
+              <w:t xml:space="preserve">4-2 </w:t>
+            </w:r>
+            <w:r>
+              <w:rPr>
+                <w:rStyle w:val="af4"/>
+                <w:rFonts w:ascii="標楷體" w:eastAsia="標楷體" w:hAnsi="標楷體" w:hint="eastAsia"/>
+                <w:noProof/>
+              </w:rPr>
+              <w:t>專案組織與分工</w:t>
             </w:r>
             <w:r>
               <w:rPr>
@@ -1802,7 +1986,7 @@
                 <w:noProof/>
                 <w:webHidden/>
               </w:rPr>
-              <w:instrText xml:space="preserve"> PAGEREF _Toc230643757 \h </w:instrText>
+              <w:instrText xml:space="preserve"> PAGEREF _Toc230676885 \h </w:instrText>
             </w:r>
             <w:r>
               <w:rPr>
@@ -1822,7 +2006,7 @@
                 <w:noProof/>
                 <w:webHidden/>
               </w:rPr>
-              <w:t>14</w:t>
+              <w:t>15</w:t>
             </w:r>
             <w:r>
               <w:rPr>
@@ -1845,7 +2029,17 @@
               <w14:ligatures w14:val="standardContextual"/>
             </w:rPr>
           </w:pPr>
-          <w:hyperlink w:anchor="_Toc230643758" w:history="1">
+          <w:hyperlink w:anchor="_Toc230676886" w:history="1">
+            <w:r>
+              <w:rPr>
+                <w:rStyle w:val="af4"/>
+                <w:rFonts w:ascii="標楷體" w:eastAsia="標楷體" w:hAnsi="標楷體" w:hint="eastAsia"/>
+                <w:b/>
+                <w:bCs/>
+                <w:noProof/>
+              </w:rPr>
+              <w:t>第五章</w:t>
+            </w:r>
             <w:r>
               <w:rPr>
                 <w:rStyle w:val="af4"/>
@@ -1854,7 +2048,17 @@
                 <w:bCs/>
                 <w:noProof/>
               </w:rPr>
-              <w:t>第五章 需求模型</w:t>
+              <w:t xml:space="preserve"> </w:t>
+            </w:r>
+            <w:r>
+              <w:rPr>
+                <w:rStyle w:val="af4"/>
+                <w:rFonts w:ascii="標楷體" w:eastAsia="標楷體" w:hAnsi="標楷體" w:hint="eastAsia"/>
+                <w:b/>
+                <w:bCs/>
+                <w:noProof/>
+              </w:rPr>
+              <w:t>需求模型</w:t>
             </w:r>
             <w:r>
               <w:rPr>
@@ -1875,7 +2079,7 @@
                 <w:noProof/>
                 <w:webHidden/>
               </w:rPr>
-              <w:instrText xml:space="preserve"> PAGEREF _Toc230643758 \h </w:instrText>
+              <w:instrText xml:space="preserve"> PAGEREF _Toc230676886 \h </w:instrText>
             </w:r>
             <w:r>
               <w:rPr>
@@ -1895,7 +2099,7 @@
                 <w:noProof/>
                 <w:webHidden/>
               </w:rPr>
-              <w:t>17</w:t>
+              <w:t>18</w:t>
             </w:r>
             <w:r>
               <w:rPr>
@@ -1918,14 +2122,22 @@
               <w14:ligatures w14:val="standardContextual"/>
             </w:rPr>
           </w:pPr>
-          <w:hyperlink w:anchor="_Toc230643759" w:history="1">
+          <w:hyperlink w:anchor="_Toc230676887" w:history="1">
             <w:r>
               <w:rPr>
                 <w:rStyle w:val="af4"/>
                 <w:rFonts w:ascii="標楷體" w:eastAsia="標楷體" w:hAnsi="標楷體"/>
                 <w:noProof/>
               </w:rPr>
-              <w:t>5-1 使用者需求</w:t>
+              <w:t xml:space="preserve">5-1 </w:t>
+            </w:r>
+            <w:r>
+              <w:rPr>
+                <w:rStyle w:val="af4"/>
+                <w:rFonts w:ascii="標楷體" w:eastAsia="標楷體" w:hAnsi="標楷體" w:hint="eastAsia"/>
+                <w:noProof/>
+              </w:rPr>
+              <w:t>使用者需求</w:t>
             </w:r>
             <w:r>
               <w:rPr>
@@ -1946,7 +2158,7 @@
                 <w:noProof/>
                 <w:webHidden/>
               </w:rPr>
-              <w:instrText xml:space="preserve"> PAGEREF _Toc230643759 \h </w:instrText>
+              <w:instrText xml:space="preserve"> PAGEREF _Toc230676887 \h </w:instrText>
             </w:r>
             <w:r>
               <w:rPr>
@@ -1966,7 +2178,7 @@
                 <w:noProof/>
                 <w:webHidden/>
               </w:rPr>
-              <w:t>17</w:t>
+              <w:t>18</w:t>
             </w:r>
             <w:r>
               <w:rPr>
@@ -1989,7 +2201,7 @@
               <w14:ligatures w14:val="standardContextual"/>
             </w:rPr>
           </w:pPr>
-          <w:hyperlink w:anchor="_Toc230643760" w:history="1">
+          <w:hyperlink w:anchor="_Toc230676888" w:history="1">
             <w:r>
               <w:rPr>
                 <w:rStyle w:val="af4"/>
@@ -2001,7 +2213,7 @@
             <w:r>
               <w:rPr>
                 <w:rStyle w:val="af4"/>
-                <w:rFonts w:eastAsia="標楷體"/>
+                <w:rFonts w:eastAsia="標楷體" w:hint="eastAsia"/>
                 <w:noProof/>
               </w:rPr>
               <w:t>使用個案圖</w:t>
@@ -2033,7 +2245,7 @@
                 <w:noProof/>
                 <w:webHidden/>
               </w:rPr>
-              <w:instrText xml:space="preserve"> PAGEREF _Toc230643760 \h </w:instrText>
+              <w:instrText xml:space="preserve"> PAGEREF _Toc230676888 \h </w:instrText>
             </w:r>
             <w:r>
               <w:rPr>
@@ -2053,7 +2265,7 @@
                 <w:noProof/>
                 <w:webHidden/>
               </w:rPr>
-              <w:t>18</w:t>
+              <w:t>19</w:t>
             </w:r>
             <w:r>
               <w:rPr>
@@ -2076,7 +2288,7 @@
               <w14:ligatures w14:val="standardContextual"/>
             </w:rPr>
           </w:pPr>
-          <w:hyperlink w:anchor="_Toc230643761" w:history="1">
+          <w:hyperlink w:anchor="_Toc230676889" w:history="1">
             <w:r>
               <w:rPr>
                 <w:rStyle w:val="af4"/>
@@ -2088,7 +2300,7 @@
             <w:r>
               <w:rPr>
                 <w:rStyle w:val="af4"/>
-                <w:rFonts w:eastAsia="標楷體"/>
+                <w:rFonts w:eastAsia="標楷體" w:hint="eastAsia"/>
                 <w:noProof/>
               </w:rPr>
               <w:t>使用個案描述</w:t>
@@ -2112,7 +2324,7 @@
                 <w:noProof/>
                 <w:webHidden/>
               </w:rPr>
-              <w:instrText xml:space="preserve"> PAGEREF _Toc230643761 \h </w:instrText>
+              <w:instrText xml:space="preserve"> PAGEREF _Toc230676889 \h </w:instrText>
             </w:r>
             <w:r>
               <w:rPr>
@@ -2132,7 +2344,7 @@
                 <w:noProof/>
                 <w:webHidden/>
               </w:rPr>
-              <w:t>18</w:t>
+              <w:t>19</w:t>
             </w:r>
             <w:r>
               <w:rPr>
@@ -2155,7 +2367,7 @@
               <w14:ligatures w14:val="standardContextual"/>
             </w:rPr>
           </w:pPr>
-          <w:hyperlink w:anchor="_Toc230643762" w:history="1">
+          <w:hyperlink w:anchor="_Toc230676890" w:history="1">
             <w:r>
               <w:rPr>
                 <w:rStyle w:val="af4"/>
@@ -2167,7 +2379,7 @@
             <w:r>
               <w:rPr>
                 <w:rStyle w:val="af4"/>
-                <w:rFonts w:eastAsia="標楷體"/>
+                <w:rFonts w:eastAsia="標楷體" w:hint="eastAsia"/>
                 <w:noProof/>
               </w:rPr>
               <w:t>分析類別圖</w:t>
@@ -2199,7 +2411,7 @@
                 <w:noProof/>
                 <w:webHidden/>
               </w:rPr>
-              <w:instrText xml:space="preserve"> PAGEREF _Toc230643762 \h </w:instrText>
+              <w:instrText xml:space="preserve"> PAGEREF _Toc230676890 \h </w:instrText>
             </w:r>
             <w:r>
               <w:rPr>
@@ -2219,7 +2431,7 @@
                 <w:noProof/>
                 <w:webHidden/>
               </w:rPr>
-              <w:t>20</w:t>
+              <w:t>21</w:t>
             </w:r>
             <w:r>
               <w:rPr>
@@ -2242,7 +2454,17 @@
               <w14:ligatures w14:val="standardContextual"/>
             </w:rPr>
           </w:pPr>
-          <w:hyperlink w:anchor="_Toc230643763" w:history="1">
+          <w:hyperlink w:anchor="_Toc230676891" w:history="1">
+            <w:r>
+              <w:rPr>
+                <w:rStyle w:val="af4"/>
+                <w:rFonts w:ascii="標楷體" w:eastAsia="標楷體" w:hAnsi="標楷體" w:hint="eastAsia"/>
+                <w:b/>
+                <w:bCs/>
+                <w:noProof/>
+              </w:rPr>
+              <w:t>第六章</w:t>
+            </w:r>
             <w:r>
               <w:rPr>
                 <w:rStyle w:val="af4"/>
@@ -2251,7 +2473,17 @@
                 <w:bCs/>
                 <w:noProof/>
               </w:rPr>
-              <w:t>第六章 設計模型</w:t>
+              <w:t xml:space="preserve"> </w:t>
+            </w:r>
+            <w:r>
+              <w:rPr>
+                <w:rStyle w:val="af4"/>
+                <w:rFonts w:ascii="標楷體" w:eastAsia="標楷體" w:hAnsi="標楷體" w:hint="eastAsia"/>
+                <w:b/>
+                <w:bCs/>
+                <w:noProof/>
+              </w:rPr>
+              <w:t>設計模型</w:t>
             </w:r>
             <w:r>
               <w:rPr>
@@ -2272,7 +2504,7 @@
                 <w:noProof/>
                 <w:webHidden/>
               </w:rPr>
-              <w:instrText xml:space="preserve"> PAGEREF _Toc230643763 \h </w:instrText>
+              <w:instrText xml:space="preserve"> PAGEREF _Toc230676891 \h </w:instrText>
             </w:r>
             <w:r>
               <w:rPr>
@@ -2292,7 +2524,7 @@
                 <w:noProof/>
                 <w:webHidden/>
               </w:rPr>
-              <w:t>22</w:t>
+              <w:t>23</w:t>
             </w:r>
             <w:r>
               <w:rPr>
@@ -2315,14 +2547,54 @@
               <w14:ligatures w14:val="standardContextual"/>
             </w:rPr>
           </w:pPr>
-          <w:hyperlink w:anchor="_Toc230643764" w:history="1">
+          <w:hyperlink w:anchor="_Toc230676892" w:history="1">
             <w:r>
               <w:rPr>
                 <w:rStyle w:val="af4"/>
                 <w:rFonts w:ascii="標楷體" w:eastAsia="標楷體" w:hAnsi="標楷體"/>
                 <w:noProof/>
               </w:rPr>
-              <w:t>6-1循序圖(Sequential diagram)或通訊圖(Communication diagram)</w:t>
+              <w:t>6-</w:t>
+            </w:r>
+            <w:r>
+              <w:rPr>
+                <w:rStyle w:val="af4"/>
+                <w:rFonts w:ascii="標楷體" w:eastAsia="標楷體" w:hAnsi="標楷體" w:hint="eastAsia"/>
+                <w:noProof/>
+              </w:rPr>
+              <w:t>1</w:t>
+            </w:r>
+            <w:r>
+              <w:rPr>
+                <w:rStyle w:val="af4"/>
+                <w:rFonts w:ascii="標楷體" w:eastAsia="標楷體" w:hAnsi="標楷體" w:hint="eastAsia"/>
+                <w:noProof/>
+              </w:rPr>
+              <w:t>循序圖</w:t>
+            </w:r>
+            <w:r>
+              <w:rPr>
+                <w:rStyle w:val="af4"/>
+                <w:rFonts w:ascii="標楷體" w:eastAsia="標楷體" w:hAnsi="標楷體"/>
+                <w:noProof/>
+              </w:rPr>
+              <w:t>(Sequential diagram)</w:t>
+            </w:r>
+            <w:r>
+              <w:rPr>
+                <w:rStyle w:val="af4"/>
+                <w:rFonts w:ascii="標楷體" w:eastAsia="標楷體" w:hAnsi="標楷體" w:hint="eastAsia"/>
+                <w:noProof/>
+              </w:rPr>
+              <w:t>或通訊圖</w:t>
+            </w:r>
+            <w:r>
+              <w:rPr>
+                <w:rStyle w:val="af4"/>
+                <w:rFonts w:ascii="標楷體" w:eastAsia="標楷體" w:hAnsi="標楷體"/>
+                <w:noProof/>
+              </w:rPr>
+              <w:t>(Communication diagram)</w:t>
             </w:r>
             <w:r>
               <w:rPr>
@@ -2346,7 +2618,7 @@
                 <w:noProof/>
                 <w:webHidden/>
               </w:rPr>
-              <w:instrText xml:space="preserve"> PAGEREF _Toc230643764 \h </w:instrText>
+              <w:instrText xml:space="preserve"> PAGEREF _Toc230676892 \h </w:instrText>
             </w:r>
             <w:r>
               <w:rPr>
@@ -2369,7 +2641,7 @@
                 <w:noProof/>
                 <w:webHidden/>
               </w:rPr>
-              <w:t>22</w:t>
+              <w:t>23</w:t>
             </w:r>
             <w:r>
               <w:rPr>
@@ -2393,14 +2665,30 @@
               <w14:ligatures w14:val="standardContextual"/>
             </w:rPr>
           </w:pPr>
-          <w:hyperlink w:anchor="_Toc230643765" w:history="1">
+          <w:hyperlink w:anchor="_Toc230676893" w:history="1">
             <w:r>
               <w:rPr>
                 <w:rStyle w:val="af4"/>
                 <w:rFonts w:ascii="標楷體" w:eastAsia="標楷體" w:hAnsi="標楷體"/>
                 <w:noProof/>
               </w:rPr>
-              <w:t>6-2設計類別圖(Design class diagram)</w:t>
+              <w:t>6-2</w:t>
+            </w:r>
+            <w:r>
+              <w:rPr>
+                <w:rStyle w:val="af4"/>
+                <w:rFonts w:ascii="標楷體" w:eastAsia="標楷體" w:hAnsi="標楷體" w:hint="eastAsia"/>
+                <w:noProof/>
+              </w:rPr>
+              <w:t>設計類別圖</w:t>
+            </w:r>
+            <w:r>
+              <w:rPr>
+                <w:rStyle w:val="af4"/>
+                <w:rFonts w:ascii="標楷體" w:eastAsia="標楷體" w:hAnsi="標楷體"/>
+                <w:noProof/>
+              </w:rPr>
+              <w:t>(Design class diagram)</w:t>
             </w:r>
             <w:r>
               <w:rPr>
@@ -2424,7 +2712,7 @@
                 <w:noProof/>
                 <w:webHidden/>
               </w:rPr>
-              <w:instrText xml:space="preserve"> PAGEREF _Toc230643765 \h </w:instrText>
+              <w:instrText xml:space="preserve"> PAGEREF _Toc230676893 \h </w:instrText>
             </w:r>
             <w:r>
               <w:rPr>
@@ -2447,7 +2735,7 @@
                 <w:noProof/>
                 <w:webHidden/>
               </w:rPr>
-              <w:t>24</w:t>
+              <w:t>25</w:t>
             </w:r>
             <w:r>
               <w:rPr>
@@ -2471,7 +2759,17 @@
               <w14:ligatures w14:val="standardContextual"/>
             </w:rPr>
           </w:pPr>
-          <w:hyperlink w:anchor="_Toc230643766" w:history="1">
+          <w:hyperlink w:anchor="_Toc230676894" w:history="1">
+            <w:r>
+              <w:rPr>
+                <w:rStyle w:val="af4"/>
+                <w:rFonts w:ascii="標楷體" w:eastAsia="標楷體" w:hAnsi="標楷體" w:hint="eastAsia"/>
+                <w:b/>
+                <w:bCs/>
+                <w:noProof/>
+              </w:rPr>
+              <w:t>第七章</w:t>
+            </w:r>
             <w:r>
               <w:rPr>
                 <w:rStyle w:val="af4"/>
@@ -2480,7 +2778,17 @@
                 <w:bCs/>
                 <w:noProof/>
               </w:rPr>
-              <w:t>第七章 實作模型</w:t>
+              <w:t xml:space="preserve"> </w:t>
+            </w:r>
+            <w:r>
+              <w:rPr>
+                <w:rStyle w:val="af4"/>
+                <w:rFonts w:ascii="標楷體" w:eastAsia="標楷體" w:hAnsi="標楷體" w:hint="eastAsia"/>
+                <w:b/>
+                <w:bCs/>
+                <w:noProof/>
+              </w:rPr>
+              <w:t>實作模型</w:t>
             </w:r>
             <w:r>
               <w:rPr>
@@ -2501,7 +2809,7 @@
                 <w:noProof/>
                 <w:webHidden/>
               </w:rPr>
-              <w:instrText xml:space="preserve"> PAGEREF _Toc230643766 \h </w:instrText>
+              <w:instrText xml:space="preserve"> PAGEREF _Toc230676894 \h </w:instrText>
             </w:r>
             <w:r>
               <w:rPr>
@@ -2521,7 +2829,7 @@
                 <w:noProof/>
                 <w:webHidden/>
               </w:rPr>
-              <w:t>26</w:t>
+              <w:t>27</w:t>
             </w:r>
             <w:r>
               <w:rPr>
@@ -2544,14 +2852,30 @@
               <w14:ligatures w14:val="standardContextual"/>
             </w:rPr>
           </w:pPr>
-          <w:hyperlink w:anchor="_Toc230643767" w:history="1">
+          <w:hyperlink w:anchor="_Toc230676895" w:history="1">
             <w:r>
               <w:rPr>
                 <w:rStyle w:val="af4"/>
                 <w:rFonts w:ascii="標楷體" w:eastAsia="標楷體" w:hAnsi="標楷體"/>
                 <w:noProof/>
               </w:rPr>
-              <w:t>7-1佈署圖(Deployment diagram)</w:t>
+              <w:t>7-1</w:t>
+            </w:r>
+            <w:r>
+              <w:rPr>
+                <w:rStyle w:val="af4"/>
+                <w:rFonts w:ascii="標楷體" w:eastAsia="標楷體" w:hAnsi="標楷體" w:hint="eastAsia"/>
+                <w:noProof/>
+              </w:rPr>
+              <w:t>佈署圖</w:t>
+            </w:r>
+            <w:r>
+              <w:rPr>
+                <w:rStyle w:val="af4"/>
+                <w:rFonts w:ascii="標楷體" w:eastAsia="標楷體" w:hAnsi="標楷體"/>
+                <w:noProof/>
+              </w:rPr>
+              <w:t>(Deployment diagram)</w:t>
             </w:r>
             <w:r>
               <w:rPr>
@@ -2572,7 +2896,7 @@
                 <w:noProof/>
                 <w:webHidden/>
               </w:rPr>
-              <w:instrText xml:space="preserve"> PAGEREF _Toc230643767 \h </w:instrText>
+              <w:instrText xml:space="preserve"> PAGEREF _Toc230676895 \h </w:instrText>
             </w:r>
             <w:r>
               <w:rPr>
@@ -2592,7 +2916,7 @@
                 <w:noProof/>
                 <w:webHidden/>
               </w:rPr>
-              <w:t>26</w:t>
+              <w:t>27</w:t>
             </w:r>
             <w:r>
               <w:rPr>
@@ -2615,14 +2939,30 @@
               <w14:ligatures w14:val="standardContextual"/>
             </w:rPr>
           </w:pPr>
-          <w:hyperlink w:anchor="_Toc230643768" w:history="1">
+          <w:hyperlink w:anchor="_Toc230676896" w:history="1">
             <w:r>
               <w:rPr>
                 <w:rStyle w:val="af4"/>
                 <w:rFonts w:ascii="標楷體" w:eastAsia="標楷體" w:hAnsi="標楷體"/>
                 <w:noProof/>
               </w:rPr>
-              <w:t>7-2套件圖(Package diagram)</w:t>
+              <w:t>7-2</w:t>
+            </w:r>
+            <w:r>
+              <w:rPr>
+                <w:rStyle w:val="af4"/>
+                <w:rFonts w:ascii="標楷體" w:eastAsia="標楷體" w:hAnsi="標楷體" w:hint="eastAsia"/>
+                <w:noProof/>
+              </w:rPr>
+              <w:t>套件圖</w:t>
+            </w:r>
+            <w:r>
+              <w:rPr>
+                <w:rStyle w:val="af4"/>
+                <w:rFonts w:ascii="標楷體" w:eastAsia="標楷體" w:hAnsi="標楷體"/>
+                <w:noProof/>
+              </w:rPr>
+              <w:t>(Package diagram)</w:t>
             </w:r>
             <w:r>
               <w:rPr>
@@ -2643,7 +2983,7 @@
                 <w:noProof/>
                 <w:webHidden/>
               </w:rPr>
-              <w:instrText xml:space="preserve"> PAGEREF _Toc230643768 \h </w:instrText>
+              <w:instrText xml:space="preserve"> PAGEREF _Toc230676896 \h </w:instrText>
             </w:r>
             <w:r>
               <w:rPr>
@@ -2663,7 +3003,7 @@
                 <w:noProof/>
                 <w:webHidden/>
               </w:rPr>
-              <w:t>26</w:t>
+              <w:t>27</w:t>
             </w:r>
             <w:r>
               <w:rPr>
@@ -2686,14 +3026,30 @@
               <w14:ligatures w14:val="standardContextual"/>
             </w:rPr>
           </w:pPr>
-          <w:hyperlink w:anchor="_Toc230643769" w:history="1">
+          <w:hyperlink w:anchor="_Toc230676897" w:history="1">
             <w:r>
               <w:rPr>
                 <w:rStyle w:val="af4"/>
                 <w:rFonts w:ascii="標楷體" w:eastAsia="標楷體" w:hAnsi="標楷體"/>
                 <w:noProof/>
               </w:rPr>
-              <w:t>7-3元件圖(Component diagram)</w:t>
+              <w:t>7-3</w:t>
+            </w:r>
+            <w:r>
+              <w:rPr>
+                <w:rStyle w:val="af4"/>
+                <w:rFonts w:ascii="標楷體" w:eastAsia="標楷體" w:hAnsi="標楷體" w:hint="eastAsia"/>
+                <w:noProof/>
+              </w:rPr>
+              <w:t>元件圖</w:t>
+            </w:r>
+            <w:r>
+              <w:rPr>
+                <w:rStyle w:val="af4"/>
+                <w:rFonts w:ascii="標楷體" w:eastAsia="標楷體" w:hAnsi="標楷體"/>
+                <w:noProof/>
+              </w:rPr>
+              <w:t>(Component diagram)</w:t>
             </w:r>
             <w:r>
               <w:rPr>
@@ -2714,7 +3070,7 @@
                 <w:noProof/>
                 <w:webHidden/>
               </w:rPr>
-              <w:instrText xml:space="preserve"> PAGEREF _Toc230643769 \h </w:instrText>
+              <w:instrText xml:space="preserve"> PAGEREF _Toc230676897 \h </w:instrText>
             </w:r>
             <w:r>
               <w:rPr>
@@ -2734,7 +3090,7 @@
                 <w:noProof/>
                 <w:webHidden/>
               </w:rPr>
-              <w:t>27</w:t>
+              <w:t>28</w:t>
             </w:r>
             <w:r>
               <w:rPr>
@@ -2757,14 +3113,30 @@
               <w14:ligatures w14:val="standardContextual"/>
             </w:rPr>
           </w:pPr>
-          <w:hyperlink w:anchor="_Toc230643770" w:history="1">
+          <w:hyperlink w:anchor="_Toc230676898" w:history="1">
             <w:r>
               <w:rPr>
                 <w:rStyle w:val="af4"/>
                 <w:rFonts w:ascii="標楷體" w:eastAsia="標楷體" w:hAnsi="標楷體"/>
                 <w:noProof/>
               </w:rPr>
-              <w:t>7-4狀態機(State machine)</w:t>
+              <w:t>7-4</w:t>
+            </w:r>
+            <w:r>
+              <w:rPr>
+                <w:rStyle w:val="af4"/>
+                <w:rFonts w:ascii="標楷體" w:eastAsia="標楷體" w:hAnsi="標楷體" w:hint="eastAsia"/>
+                <w:noProof/>
+              </w:rPr>
+              <w:t>狀態機</w:t>
+            </w:r>
+            <w:r>
+              <w:rPr>
+                <w:rStyle w:val="af4"/>
+                <w:rFonts w:ascii="標楷體" w:eastAsia="標楷體" w:hAnsi="標楷體"/>
+                <w:noProof/>
+              </w:rPr>
+              <w:t>(State machine)</w:t>
             </w:r>
             <w:r>
               <w:rPr>
@@ -2785,7 +3157,7 @@
                 <w:noProof/>
                 <w:webHidden/>
               </w:rPr>
-              <w:instrText xml:space="preserve"> PAGEREF _Toc230643770 \h </w:instrText>
+              <w:instrText xml:space="preserve"> PAGEREF _Toc230676898 \h </w:instrText>
             </w:r>
             <w:r>
               <w:rPr>
@@ -2805,7 +3177,7 @@
                 <w:noProof/>
                 <w:webHidden/>
               </w:rPr>
-              <w:t>27</w:t>
+              <w:t>28</w:t>
             </w:r>
             <w:r>
               <w:rPr>
@@ -2828,7 +3200,17 @@
               <w14:ligatures w14:val="standardContextual"/>
             </w:rPr>
           </w:pPr>
-          <w:hyperlink w:anchor="_Toc230643771" w:history="1">
+          <w:hyperlink w:anchor="_Toc230676899" w:history="1">
+            <w:r>
+              <w:rPr>
+                <w:rStyle w:val="af4"/>
+                <w:rFonts w:ascii="標楷體" w:eastAsia="標楷體" w:hAnsi="標楷體" w:hint="eastAsia"/>
+                <w:b/>
+                <w:bCs/>
+                <w:noProof/>
+              </w:rPr>
+              <w:t>第八章</w:t>
+            </w:r>
             <w:r>
               <w:rPr>
                 <w:rStyle w:val="af4"/>
@@ -2837,7 +3219,17 @@
                 <w:bCs/>
                 <w:noProof/>
               </w:rPr>
-              <w:t>第八章 資料庫設計</w:t>
+              <w:t xml:space="preserve"> </w:t>
+            </w:r>
+            <w:r>
+              <w:rPr>
+                <w:rStyle w:val="af4"/>
+                <w:rFonts w:ascii="標楷體" w:eastAsia="標楷體" w:hAnsi="標楷體" w:hint="eastAsia"/>
+                <w:b/>
+                <w:bCs/>
+                <w:noProof/>
+              </w:rPr>
+              <w:t>資料庫設計</w:t>
             </w:r>
             <w:r>
               <w:rPr>
@@ -2858,7 +3250,7 @@
                 <w:noProof/>
                 <w:webHidden/>
               </w:rPr>
-              <w:instrText xml:space="preserve"> PAGEREF _Toc230643771 \h </w:instrText>
+              <w:instrText xml:space="preserve"> PAGEREF _Toc230676899 \h </w:instrText>
             </w:r>
             <w:r>
               <w:rPr>
@@ -2878,7 +3270,7 @@
                 <w:noProof/>
                 <w:webHidden/>
               </w:rPr>
-              <w:t>28</w:t>
+              <w:t>29</w:t>
             </w:r>
             <w:r>
               <w:rPr>
@@ -2901,7 +3293,7 @@
               <w14:ligatures w14:val="standardContextual"/>
             </w:rPr>
           </w:pPr>
-          <w:hyperlink w:anchor="_Toc230643772" w:history="1">
+          <w:hyperlink w:anchor="_Toc230676900" w:history="1">
             <w:r>
               <w:rPr>
                 <w:rStyle w:val="af4"/>
@@ -2913,10 +3305,10 @@
             <w:r>
               <w:rPr>
                 <w:rStyle w:val="af4"/>
-                <w:rFonts w:eastAsia="標楷體"/>
+                <w:rFonts w:eastAsia="標楷體" w:hint="eastAsia"/>
                 <w:noProof/>
               </w:rPr>
-              <w:t xml:space="preserve">　資料庫關聯圖</w:t>
+              <w:t>資料庫關聯圖</w:t>
             </w:r>
             <w:r>
               <w:rPr>
@@ -2937,7 +3329,7 @@
                 <w:noProof/>
                 <w:webHidden/>
               </w:rPr>
-              <w:instrText xml:space="preserve"> PAGEREF _Toc230643772 \h </w:instrText>
+              <w:instrText xml:space="preserve"> PAGEREF _Toc230676900 \h </w:instrText>
             </w:r>
             <w:r>
               <w:rPr>
@@ -2957,7 +3349,7 @@
                 <w:noProof/>
                 <w:webHidden/>
               </w:rPr>
-              <w:t>28</w:t>
+              <w:t>29</w:t>
             </w:r>
             <w:r>
               <w:rPr>
@@ -2980,7 +3372,7 @@
               <w14:ligatures w14:val="standardContextual"/>
             </w:rPr>
           </w:pPr>
-          <w:hyperlink w:anchor="_Toc230643773" w:history="1">
+          <w:hyperlink w:anchor="_Toc230676901" w:history="1">
             <w:r>
               <w:rPr>
                 <w:rStyle w:val="af4"/>
@@ -2992,10 +3384,10 @@
             <w:r>
               <w:rPr>
                 <w:rStyle w:val="af4"/>
-                <w:rFonts w:eastAsia="標楷體"/>
+                <w:rFonts w:eastAsia="標楷體" w:hint="eastAsia"/>
                 <w:noProof/>
               </w:rPr>
-              <w:t xml:space="preserve">　表格及其</w:t>
+              <w:t>表格及其</w:t>
             </w:r>
             <w:r>
               <w:rPr>
@@ -3024,7 +3416,7 @@
                 <w:noProof/>
                 <w:webHidden/>
               </w:rPr>
-              <w:instrText xml:space="preserve"> PAGEREF _Toc230643773 \h </w:instrText>
+              <w:instrText xml:space="preserve"> PAGEREF _Toc230676901 \h </w:instrText>
             </w:r>
             <w:r>
               <w:rPr>
@@ -3044,7 +3436,7 @@
                 <w:noProof/>
                 <w:webHidden/>
               </w:rPr>
-              <w:t>28</w:t>
+              <w:t>29</w:t>
             </w:r>
             <w:r>
               <w:rPr>
@@ -3067,11 +3459,11 @@
               <w14:ligatures w14:val="standardContextual"/>
             </w:rPr>
           </w:pPr>
-          <w:hyperlink w:anchor="_Toc230643774" w:history="1">
+          <w:hyperlink w:anchor="_Toc230676902" w:history="1">
             <w:r>
               <w:rPr>
                 <w:rStyle w:val="af4"/>
-                <w:rFonts w:ascii="標楷體" w:eastAsia="標楷體" w:hAnsi="標楷體"/>
+                <w:rFonts w:ascii="標楷體" w:eastAsia="標楷體" w:hAnsi="標楷體" w:hint="eastAsia"/>
                 <w:b/>
                 <w:bCs/>
                 <w:noProof/>
@@ -3097,7 +3489,7 @@
                 <w:noProof/>
                 <w:webHidden/>
               </w:rPr>
-              <w:instrText xml:space="preserve"> PAGEREF _Toc230643774 \h </w:instrText>
+              <w:instrText xml:space="preserve"> PAGEREF _Toc230676902 \h </w:instrText>
             </w:r>
             <w:r>
               <w:rPr>
@@ -3117,7 +3509,7 @@
                 <w:noProof/>
                 <w:webHidden/>
               </w:rPr>
-              <w:t>33</w:t>
+              <w:t>34</w:t>
             </w:r>
             <w:r>
               <w:rPr>
@@ -3140,7 +3532,17 @@
               <w14:ligatures w14:val="standardContextual"/>
             </w:rPr>
           </w:pPr>
-          <w:hyperlink w:anchor="_Toc230643775" w:history="1">
+          <w:hyperlink w:anchor="_Toc230676903" w:history="1">
+            <w:r>
+              <w:rPr>
+                <w:rStyle w:val="af4"/>
+                <w:rFonts w:ascii="標楷體" w:eastAsia="標楷體" w:hAnsi="標楷體" w:hint="eastAsia"/>
+                <w:b/>
+                <w:bCs/>
+                <w:noProof/>
+              </w:rPr>
+              <w:t>附錄一</w:t>
+            </w:r>
             <w:r>
               <w:rPr>
                 <w:rStyle w:val="af4"/>
@@ -3149,7 +3551,17 @@
                 <w:bCs/>
                 <w:noProof/>
               </w:rPr>
-              <w:t>附錄一 會議紀錄</w:t>
+              <w:t xml:space="preserve"> </w:t>
+            </w:r>
+            <w:r>
+              <w:rPr>
+                <w:rStyle w:val="af4"/>
+                <w:rFonts w:ascii="標楷體" w:eastAsia="標楷體" w:hAnsi="標楷體" w:hint="eastAsia"/>
+                <w:b/>
+                <w:bCs/>
+                <w:noProof/>
+              </w:rPr>
+              <w:t>會議紀錄</w:t>
             </w:r>
             <w:r>
               <w:rPr>
@@ -3170,7 +3582,7 @@
                 <w:noProof/>
                 <w:webHidden/>
               </w:rPr>
-              <w:instrText xml:space="preserve"> PAGEREF _Toc230643775 \h </w:instrText>
+              <w:instrText xml:space="preserve"> PAGEREF _Toc230676903 \h </w:instrText>
             </w:r>
             <w:r>
               <w:rPr>
@@ -3190,7 +3602,7 @@
                 <w:noProof/>
                 <w:webHidden/>
               </w:rPr>
-              <w:t>34</w:t>
+              <w:t>35</w:t>
             </w:r>
             <w:r>
               <w:rPr>
@@ -3213,7 +3625,17 @@
               <w14:ligatures w14:val="standardContextual"/>
             </w:rPr>
           </w:pPr>
-          <w:hyperlink w:anchor="_Toc230643776" w:history="1">
+          <w:hyperlink w:anchor="_Toc230676904" w:history="1">
+            <w:r>
+              <w:rPr>
+                <w:rStyle w:val="af4"/>
+                <w:rFonts w:ascii="標楷體" w:eastAsia="標楷體" w:hAnsi="標楷體" w:hint="eastAsia"/>
+                <w:b/>
+                <w:bCs/>
+                <w:noProof/>
+              </w:rPr>
+              <w:t>附錄二</w:t>
+            </w:r>
             <w:r>
               <w:rPr>
                 <w:rStyle w:val="af4"/>
@@ -3222,7 +3644,17 @@
                 <w:bCs/>
                 <w:noProof/>
               </w:rPr>
-              <w:t>附錄二 問卷題目</w:t>
+              <w:t xml:space="preserve"> </w:t>
+            </w:r>
+            <w:r>
+              <w:rPr>
+                <w:rStyle w:val="af4"/>
+                <w:rFonts w:ascii="標楷體" w:eastAsia="標楷體" w:hAnsi="標楷體" w:hint="eastAsia"/>
+                <w:b/>
+                <w:bCs/>
+                <w:noProof/>
+              </w:rPr>
+              <w:t>問卷題目</w:t>
             </w:r>
             <w:r>
               <w:rPr>
@@ -3243,7 +3675,7 @@
                 <w:noProof/>
                 <w:webHidden/>
               </w:rPr>
-              <w:instrText xml:space="preserve"> PAGEREF _Toc230643776 \h </w:instrText>
+              <w:instrText xml:space="preserve"> PAGEREF _Toc230676904 \h </w:instrText>
             </w:r>
             <w:r>
               <w:rPr>
@@ -3263,7 +3695,7 @@
                 <w:noProof/>
                 <w:webHidden/>
               </w:rPr>
-              <w:t>39</w:t>
+              <w:t>40</w:t>
             </w:r>
             <w:r>
               <w:rPr>
@@ -3286,7 +3718,17 @@
               <w14:ligatures w14:val="standardContextual"/>
             </w:rPr>
           </w:pPr>
-          <w:hyperlink w:anchor="_Toc230643777" w:history="1">
+          <w:hyperlink w:anchor="_Toc230676905" w:history="1">
+            <w:r>
+              <w:rPr>
+                <w:rStyle w:val="af4"/>
+                <w:rFonts w:ascii="標楷體" w:eastAsia="標楷體" w:hAnsi="標楷體" w:hint="eastAsia"/>
+                <w:b/>
+                <w:bCs/>
+                <w:noProof/>
+              </w:rPr>
+              <w:t>附件三</w:t>
+            </w:r>
             <w:r>
               <w:rPr>
                 <w:rStyle w:val="af4"/>
@@ -3295,7 +3737,17 @@
                 <w:bCs/>
                 <w:noProof/>
               </w:rPr>
-              <w:t>附件三 研討會發表證明</w:t>
+              <w:t xml:space="preserve"> </w:t>
+            </w:r>
+            <w:r>
+              <w:rPr>
+                <w:rStyle w:val="af4"/>
+                <w:rFonts w:ascii="標楷體" w:eastAsia="標楷體" w:hAnsi="標楷體" w:hint="eastAsia"/>
+                <w:b/>
+                <w:bCs/>
+                <w:noProof/>
+              </w:rPr>
+              <w:t>研討會發表證明</w:t>
             </w:r>
             <w:r>
               <w:rPr>
@@ -3316,7 +3768,7 @@
                 <w:noProof/>
                 <w:webHidden/>
               </w:rPr>
-              <w:instrText xml:space="preserve"> PAGEREF _Toc230643777 \h </w:instrText>
+              <w:instrText xml:space="preserve"> PAGEREF _Toc230676905 \h </w:instrText>
             </w:r>
             <w:r>
               <w:rPr>
@@ -3336,7 +3788,7 @@
                 <w:noProof/>
                 <w:webHidden/>
               </w:rPr>
-              <w:t>41</w:t>
+              <w:t>42</w:t>
             </w:r>
             <w:r>
               <w:rPr>
@@ -3429,7 +3881,7 @@
           <w:sz w:val="28"/>
         </w:rPr>
       </w:pPr>
-      <w:bookmarkStart w:id="0" w:name="_Toc230643741"/>
+      <w:bookmarkStart w:id="0" w:name="_Toc230676869"/>
       <w:r>
         <w:rPr>
           <w:rFonts w:ascii="標楷體" w:eastAsia="標楷體" w:hAnsi="標楷體" w:hint="eastAsia"/>
@@ -3453,7 +3905,7 @@
           <w:szCs w:val="24"/>
         </w:rPr>
       </w:pPr>
-      <w:bookmarkStart w:id="1" w:name="_Toc230643742"/>
+      <w:bookmarkStart w:id="1" w:name="_Toc230676870"/>
       <w:r>
         <w:rPr>
           <w:rFonts w:ascii="標楷體" w:eastAsia="標楷體" w:hAnsi="標楷體" w:hint="eastAsia"/>
@@ -3564,7 +4016,7 @@
           <w:szCs w:val="24"/>
         </w:rPr>
       </w:pPr>
-      <w:bookmarkStart w:id="2" w:name="_Toc230643743"/>
+      <w:bookmarkStart w:id="2" w:name="_Toc230676871"/>
       <w:r>
         <w:rPr>
           <w:rFonts w:ascii="標楷體" w:eastAsia="標楷體" w:hAnsi="標楷體" w:hint="eastAsia"/>
@@ -4572,7 +5024,7 @@
           <w:szCs w:val="24"/>
         </w:rPr>
       </w:pPr>
-      <w:bookmarkStart w:id="3" w:name="_Toc230643744"/>
+      <w:bookmarkStart w:id="3" w:name="_Toc230676872"/>
       <w:r>
         <w:rPr>
           <w:rFonts w:ascii="標楷體" w:eastAsia="標楷體" w:hAnsi="標楷體" w:hint="eastAsia"/>
@@ -4625,7 +5077,7 @@
           <w:szCs w:val="24"/>
         </w:rPr>
       </w:pPr>
-      <w:bookmarkStart w:id="4" w:name="_Toc230643745"/>
+      <w:bookmarkStart w:id="4" w:name="_Toc230676873"/>
       <w:r>
         <w:rPr>
           <w:rFonts w:ascii="標楷體" w:eastAsia="標楷體" w:hAnsi="標楷體" w:hint="eastAsia"/>
@@ -4700,7 +5152,7 @@
           <w:sz w:val="28"/>
         </w:rPr>
       </w:pPr>
-      <w:bookmarkStart w:id="5" w:name="_Toc230643746"/>
+      <w:bookmarkStart w:id="5" w:name="_Toc230676874"/>
       <w:r>
         <w:rPr>
           <w:rFonts w:ascii="標楷體" w:eastAsia="標楷體" w:hAnsi="標楷體" w:hint="eastAsia"/>
@@ -4724,7 +5176,7 @@
           <w:szCs w:val="24"/>
         </w:rPr>
       </w:pPr>
-      <w:bookmarkStart w:id="6" w:name="_Toc230643747"/>
+      <w:bookmarkStart w:id="6" w:name="_Toc230676875"/>
       <w:r>
         <w:rPr>
           <w:rFonts w:ascii="標楷體" w:eastAsia="標楷體" w:hAnsi="標楷體" w:hint="eastAsia"/>
@@ -7148,7 +7600,7 @@
           <w:szCs w:val="20"/>
         </w:rPr>
       </w:pPr>
-      <w:bookmarkStart w:id="17" w:name="_Toc230643748"/>
+      <w:bookmarkStart w:id="17" w:name="_Toc230676876"/>
       <w:r>
         <w:rPr>
           <w:rFonts w:eastAsia="標楷體" w:hint="eastAsia"/>
@@ -7587,7 +8039,7 @@
           <w:szCs w:val="24"/>
         </w:rPr>
       </w:pPr>
-      <w:bookmarkStart w:id="18" w:name="_Toc230643749"/>
+      <w:bookmarkStart w:id="18" w:name="_Toc230676877"/>
       <w:r>
         <w:rPr>
           <w:rFonts w:ascii="標楷體" w:eastAsia="標楷體" w:hAnsi="標楷體" w:cs="Times New Roman" w:hint="eastAsia"/>
@@ -7771,7 +8223,7 @@
           <w:szCs w:val="24"/>
         </w:rPr>
       </w:pPr>
-      <w:bookmarkStart w:id="19" w:name="_Toc230643750"/>
+      <w:bookmarkStart w:id="19" w:name="_Toc230676878"/>
       <w:r>
         <w:rPr>
           <w:rFonts w:ascii="標楷體" w:eastAsia="標楷體" w:hAnsi="標楷體" w:cs="Times New Roman" w:hint="eastAsia"/>
@@ -9345,7 +9797,7 @@
           <w:sz w:val="28"/>
         </w:rPr>
       </w:pPr>
-      <w:bookmarkStart w:id="20" w:name="_Toc230643751"/>
+      <w:bookmarkStart w:id="20" w:name="_Toc230676879"/>
       <w:r>
         <w:rPr>
           <w:rFonts w:ascii="標楷體" w:eastAsia="標楷體" w:hAnsi="標楷體" w:hint="eastAsia"/>
@@ -9370,7 +9822,7 @@
           <w:szCs w:val="24"/>
         </w:rPr>
       </w:pPr>
-      <w:bookmarkStart w:id="21" w:name="_Toc230643752"/>
+      <w:bookmarkStart w:id="21" w:name="_Toc230676880"/>
       <w:r>
         <w:rPr>
           <w:rFonts w:ascii="標楷體" w:eastAsia="標楷體" w:hAnsi="標楷體" w:cs="Times New Roman"/>
@@ -10000,7 +10452,7 @@
           <w:szCs w:val="24"/>
         </w:rPr>
       </w:pPr>
-      <w:bookmarkStart w:id="22" w:name="_Toc230643753"/>
+      <w:bookmarkStart w:id="22" w:name="_Toc230676881"/>
       <w:r>
         <w:rPr>
           <w:rFonts w:ascii="標楷體" w:eastAsia="標楷體" w:hAnsi="標楷體" w:cs="Times New Roman"/>
@@ -10406,7 +10858,7 @@
           <w:szCs w:val="24"/>
         </w:rPr>
       </w:pPr>
-      <w:bookmarkStart w:id="23" w:name="_Toc230643754"/>
+      <w:bookmarkStart w:id="23" w:name="_Toc230676882"/>
       <w:r>
         <w:rPr>
           <w:rFonts w:ascii="Times New Roman" w:eastAsia="標楷體" w:hAnsi="Times New Roman" w:cs="Times New Roman"/>
@@ -12292,7 +12744,7 @@
           <w:sz w:val="28"/>
         </w:rPr>
       </w:pPr>
-      <w:bookmarkStart w:id="24" w:name="_Toc230643755"/>
+      <w:bookmarkStart w:id="24" w:name="_Toc230676883"/>
       <w:r>
         <w:rPr>
           <w:rFonts w:ascii="標楷體" w:eastAsia="標楷體" w:hAnsi="標楷體" w:hint="eastAsia"/>
@@ -12313,7 +12765,7 @@
           <w:rFonts w:ascii="標楷體" w:eastAsia="標楷體" w:hAnsi="標楷體"/>
         </w:rPr>
       </w:pPr>
-      <w:bookmarkStart w:id="25" w:name="_Toc230643756"/>
+      <w:bookmarkStart w:id="25" w:name="_Toc230676884"/>
       <w:r>
         <w:rPr>
           <w:rFonts w:ascii="標楷體" w:eastAsia="標楷體" w:hAnsi="標楷體" w:hint="eastAsia"/>
@@ -16261,7 +16713,7 @@
           <w:rFonts w:ascii="標楷體" w:eastAsia="標楷體" w:hAnsi="標楷體"/>
         </w:rPr>
       </w:pPr>
-      <w:bookmarkStart w:id="26" w:name="_Toc230643757"/>
+      <w:bookmarkStart w:id="26" w:name="_Toc230676885"/>
       <w:r>
         <w:rPr>
           <w:rFonts w:ascii="標楷體" w:eastAsia="標楷體" w:hAnsi="標楷體"/>
@@ -26918,7 +27370,7 @@
           <w:sz w:val="28"/>
         </w:rPr>
       </w:pPr>
-      <w:bookmarkStart w:id="27" w:name="_Toc230643758"/>
+      <w:bookmarkStart w:id="27" w:name="_Toc230676886"/>
       <w:r>
         <w:rPr>
           <w:rFonts w:ascii="標楷體" w:eastAsia="標楷體" w:hAnsi="標楷體" w:hint="eastAsia"/>
@@ -26940,7 +27392,7 @@
           <w:rFonts w:ascii="標楷體" w:eastAsia="標楷體" w:hAnsi="標楷體"/>
         </w:rPr>
       </w:pPr>
-      <w:bookmarkStart w:id="28" w:name="_Toc230643759"/>
+      <w:bookmarkStart w:id="28" w:name="_Toc230676887"/>
       <w:r>
         <w:rPr>
           <w:rFonts w:ascii="標楷體" w:eastAsia="標楷體" w:hAnsi="標楷體" w:hint="eastAsia"/>
@@ -29239,7 +29691,7 @@
           <w:rFonts w:eastAsia="標楷體"/>
         </w:rPr>
       </w:pPr>
-      <w:bookmarkStart w:id="29" w:name="_Toc230643760"/>
+      <w:bookmarkStart w:id="29" w:name="_Toc230676888"/>
       <w:r>
         <w:rPr>
           <w:rFonts w:eastAsia="標楷體"/>
@@ -29472,7 +29924,7 @@
           <w:rFonts w:eastAsia="標楷體"/>
         </w:rPr>
       </w:pPr>
-      <w:bookmarkStart w:id="30" w:name="_Toc230643761"/>
+      <w:bookmarkStart w:id="30" w:name="_Toc230676889"/>
       <w:r>
         <w:rPr>
           <w:rFonts w:eastAsia="標楷體"/>
@@ -31452,7 +31904,7 @@
           <w:rFonts w:eastAsia="標楷體"/>
         </w:rPr>
       </w:pPr>
-      <w:bookmarkStart w:id="31" w:name="_Toc230643762"/>
+      <w:bookmarkStart w:id="31" w:name="_Toc230676890"/>
       <w:r>
         <w:rPr>
           <w:rFonts w:eastAsia="標楷體"/>
@@ -31885,7 +32337,7 @@
           <w:sz w:val="28"/>
         </w:rPr>
       </w:pPr>
-      <w:bookmarkStart w:id="32" w:name="_Toc230643763"/>
+      <w:bookmarkStart w:id="32" w:name="_Toc230676891"/>
       <w:r>
         <w:rPr>
           <w:rFonts w:ascii="標楷體" w:eastAsia="標楷體" w:hAnsi="標楷體" w:hint="eastAsia"/>
@@ -31913,7 +32365,7 @@
           <w:sz w:val="24"/>
         </w:rPr>
       </w:pPr>
-      <w:bookmarkStart w:id="33" w:name="_Toc230643764"/>
+      <w:bookmarkStart w:id="33" w:name="_Toc230676892"/>
       <w:r>
         <w:rPr>
           <w:rFonts w:ascii="Times New Roman"/>
@@ -32992,7 +33444,7 @@
           <w:sz w:val="24"/>
         </w:rPr>
       </w:pPr>
-      <w:bookmarkStart w:id="34" w:name="_Toc230643765"/>
+      <w:bookmarkStart w:id="34" w:name="_Toc230676893"/>
       <w:r>
         <w:rPr>
           <w:rFonts w:ascii="Times New Roman" w:hint="eastAsia"/>
@@ -33717,7 +34169,7 @@
           <w:sz w:val="28"/>
         </w:rPr>
       </w:pPr>
-      <w:bookmarkStart w:id="35" w:name="_Toc230643766"/>
+      <w:bookmarkStart w:id="35" w:name="_Toc230676894"/>
       <w:r>
         <w:rPr>
           <w:rFonts w:ascii="標楷體" w:eastAsia="標楷體" w:hAnsi="標楷體" w:hint="eastAsia"/>
@@ -33740,7 +34192,7 @@
           <w:szCs w:val="24"/>
         </w:rPr>
       </w:pPr>
-      <w:bookmarkStart w:id="36" w:name="_Toc230643767"/>
+      <w:bookmarkStart w:id="36" w:name="_Toc230676895"/>
       <w:r>
         <w:rPr>
           <w:rFonts w:ascii="標楷體" w:eastAsia="標楷體" w:hAnsi="標楷體"/>
@@ -33879,7 +34331,7 @@
           <w:szCs w:val="24"/>
         </w:rPr>
       </w:pPr>
-      <w:bookmarkStart w:id="37" w:name="_Toc230643768"/>
+      <w:bookmarkStart w:id="37" w:name="_Toc230676896"/>
       <w:r>
         <w:rPr>
           <w:rFonts w:ascii="標楷體" w:eastAsia="標楷體" w:hAnsi="標楷體"/>
@@ -34107,29 +34559,30 @@
       <w:r>
         <w:br w:type="page"/>
       </w:r>
-      <w:bookmarkStart w:id="38" w:name="_Toc230643769"/>
-      <w:r>
-        <w:rPr>
-          <w:rFonts w:ascii="標楷體" w:eastAsia="標楷體" w:hAnsi="標楷體"/>
+      <w:bookmarkStart w:id="38" w:name="_Toc230676897"/>
+      <w:r>
+        <w:rPr>
+          <w:rFonts w:ascii="標楷體" w:eastAsia="標楷體" w:hAnsi="標楷體" w:hint="eastAsia"/>
           <w:noProof/>
           <w:color w:val="000000" w:themeColor="text1"/>
           <w:sz w:val="24"/>
           <w:szCs w:val="24"/>
+          <w14:ligatures w14:val="standardContextual"/>
         </w:rPr>
         <w:lastRenderedPageBreak/>
         <w:drawing>
-          <wp:anchor distT="0" distB="0" distL="114300" distR="114300" simplePos="0" relativeHeight="251699200" behindDoc="0" locked="0" layoutInCell="1" allowOverlap="1" wp14:anchorId="0053ADE2" wp14:editId="185D9197">
+          <wp:anchor distT="0" distB="0" distL="114300" distR="114300" simplePos="0" relativeHeight="251709440" behindDoc="0" locked="0" layoutInCell="1" allowOverlap="1" wp14:anchorId="3C767B62" wp14:editId="5AE69CE3">
             <wp:simplePos x="0" y="0"/>
-            <wp:positionH relativeFrom="margin">
-              <wp:posOffset>335915</wp:posOffset>
+            <wp:positionH relativeFrom="column">
+              <wp:posOffset>666115</wp:posOffset>
             </wp:positionH>
             <wp:positionV relativeFrom="paragraph">
-              <wp:posOffset>374015</wp:posOffset>
+              <wp:posOffset>259715</wp:posOffset>
             </wp:positionV>
-            <wp:extent cx="5810250" cy="1663700"/>
-            <wp:effectExtent l="19050" t="19050" r="19050" b="12700"/>
+            <wp:extent cx="5005705" cy="2197100"/>
+            <wp:effectExtent l="19050" t="19050" r="23495" b="12700"/>
             <wp:wrapTopAndBottom/>
-            <wp:docPr id="1094547757" name="圖片 1"/>
+            <wp:docPr id="8" name="圖片 8"/>
             <wp:cNvGraphicFramePr>
               <a:graphicFrameLocks xmlns:a="http://schemas.openxmlformats.org/drawingml/2006/main" noChangeAspect="1"/>
             </wp:cNvGraphicFramePr>
@@ -34137,11 +34590,11 @@
               <a:graphicData uri="http://schemas.openxmlformats.org/drawingml/2006/picture">
                 <pic:pic xmlns:pic="http://schemas.openxmlformats.org/drawingml/2006/picture">
                   <pic:nvPicPr>
-                    <pic:cNvPr id="1094547757" name="圖片 1"/>
+                    <pic:cNvPr id="8" name="圖片 8"/>
                     <pic:cNvPicPr/>
                   </pic:nvPicPr>
                   <pic:blipFill>
-                    <a:blip r:embed="rId32" cstate="print">
+                    <a:blip r:embed="rId32">
                       <a:extLst>
                         <a:ext uri="{28A0092B-C50C-407E-A947-70E740481C1C}">
                           <a14:useLocalDpi xmlns:a14="http://schemas.microsoft.com/office/drawing/2010/main" val="0"/>
@@ -34155,7 +34608,7 @@
                   <pic:spPr>
                     <a:xfrm>
                       <a:off x="0" y="0"/>
-                      <a:ext cx="5810250" cy="1663700"/>
+                      <a:ext cx="5005705" cy="2197100"/>
                     </a:xfrm>
                     <a:prstGeom prst="rect">
                       <a:avLst/>
@@ -34171,9 +34624,6 @@
                 </pic:pic>
               </a:graphicData>
             </a:graphic>
-            <wp14:sizeRelH relativeFrom="margin">
-              <wp14:pctWidth>0</wp14:pctWidth>
-            </wp14:sizeRelH>
             <wp14:sizeRelV relativeFrom="margin">
               <wp14:pctHeight>0</wp14:pctHeight>
             </wp14:sizeRelV>
@@ -34241,7 +34691,7 @@
           <w:szCs w:val="24"/>
         </w:rPr>
       </w:pPr>
-      <w:bookmarkStart w:id="39" w:name="_Toc230643770"/>
+      <w:bookmarkStart w:id="39" w:name="_Toc230676898"/>
       <w:r>
         <w:rPr>
           <w:rFonts w:ascii="標楷體" w:eastAsia="標楷體" w:hAnsi="標楷體"/>
@@ -34507,7 +34957,6 @@
         <w:t>機</w:t>
       </w:r>
     </w:p>
-    <w:p/>
     <w:p>
       <w:pPr>
         <w:pStyle w:val="1"/>
@@ -34520,7 +34969,7 @@
           <w:sz w:val="28"/>
         </w:rPr>
       </w:pPr>
-      <w:bookmarkStart w:id="40" w:name="_Toc230643771"/>
+      <w:bookmarkStart w:id="40" w:name="_Toc230676899"/>
       <w:r>
         <w:rPr>
           <w:rFonts w:ascii="標楷體" w:eastAsia="標楷體" w:hAnsi="標楷體" w:hint="eastAsia"/>
@@ -34547,7 +34996,7 @@
           <w:szCs w:val="24"/>
         </w:rPr>
       </w:pPr>
-      <w:bookmarkStart w:id="41" w:name="_Toc230643772"/>
+      <w:bookmarkStart w:id="41" w:name="_Toc230676900"/>
       <w:r>
         <w:rPr>
           <w:rFonts w:ascii="Times New Roman" w:eastAsia="標楷體" w:hAnsi="Times New Roman" w:cs="Times New Roman"/>
@@ -34782,7 +35231,7 @@
           <w:szCs w:val="24"/>
         </w:rPr>
       </w:pPr>
-      <w:bookmarkStart w:id="42" w:name="_Toc230643773"/>
+      <w:bookmarkStart w:id="42" w:name="_Toc230676901"/>
       <w:r>
         <w:rPr>
           <w:rFonts w:ascii="Times New Roman" w:eastAsia="標楷體" w:hAnsi="Times New Roman" w:cs="Times New Roman"/>
@@ -35363,7 +35812,7 @@
     <w:p>
       <w:pPr>
         <w:rPr>
-          <w:rFonts w:eastAsia="標楷體" w:hint="eastAsia"/>
+          <w:rFonts w:eastAsia="標楷體"/>
         </w:rPr>
       </w:pPr>
     </w:p>
@@ -36838,7 +37287,7 @@
     <w:p>
       <w:pPr>
         <w:rPr>
-          <w:rFonts w:eastAsia="標楷體" w:hint="eastAsia"/>
+          <w:rFonts w:eastAsia="標楷體"/>
         </w:rPr>
       </w:pPr>
     </w:p>
@@ -46793,9 +47242,6 @@
     </w:p>
     <w:p>
       <w:pPr>
-        <w:rPr>
-          <w:rFonts w:hint="eastAsia"/>
-        </w:rPr>
         <w:sectPr>
           <w:pgSz w:w="11906" w:h="16838" w:code="9"/>
           <w:pgMar w:top="851" w:right="851" w:bottom="851" w:left="851" w:header="567" w:footer="567" w:gutter="0"/>
@@ -46816,7 +47262,7 @@
           <w:sz w:val="28"/>
         </w:rPr>
       </w:pPr>
-      <w:bookmarkStart w:id="43" w:name="_Toc230643774"/>
+      <w:bookmarkStart w:id="43" w:name="_Toc230676902"/>
       <w:r>
         <w:rPr>
           <w:rFonts w:ascii="標楷體" w:eastAsia="標楷體" w:hAnsi="標楷體" w:hint="eastAsia"/>
@@ -46999,7 +47445,6 @@
         <w:ind w:left="360"/>
         <w:rPr>
           <w:rStyle w:val="af4"/>
-          <w:rFonts w:hint="eastAsia"/>
           <w:color w:val="215E99" w:themeColor="text2" w:themeTint="BF"/>
         </w:rPr>
       </w:pPr>
@@ -47051,7 +47496,7 @@
           </w14:textFill>
         </w:rPr>
       </w:pPr>
-      <w:bookmarkStart w:id="44" w:name="_Toc230643775"/>
+      <w:bookmarkStart w:id="44" w:name="_Toc230676903"/>
       <w:r>
         <w:rPr>
           <w:rFonts w:ascii="標楷體" w:eastAsia="標楷體" w:hAnsi="標楷體" w:hint="eastAsia"/>
@@ -51709,7 +52154,7 @@
           <w:szCs w:val="28"/>
         </w:rPr>
       </w:pPr>
-      <w:bookmarkStart w:id="45" w:name="_Toc230643776"/>
+      <w:bookmarkStart w:id="45" w:name="_Toc230676904"/>
       <w:r>
         <w:rPr>
           <w:rFonts w:ascii="標楷體" w:eastAsia="標楷體" w:hAnsi="標楷體" w:hint="eastAsia"/>
@@ -52165,7 +52610,7 @@
           <w:szCs w:val="28"/>
         </w:rPr>
       </w:pPr>
-      <w:bookmarkStart w:id="46" w:name="_Toc230643777"/>
+      <w:bookmarkStart w:id="46" w:name="_Toc230676905"/>
       <w:r>
         <w:rPr>
           <w:b/>
@@ -52267,7 +52712,7 @@
 </file>
 
 <file path=word/endnotes.xml><?xml version="1.0" encoding="utf-8"?>
-<w:endnotes xmlns:wpc="http://schemas.microsoft.com/office/word/2010/wordprocessingCanvas" xmlns:cx="http://schemas.microsoft.com/office/drawing/2014/chartex" xmlns:cx1="http://schemas.microsoft.com/office/drawing/2015/9/8/chartex" xmlns:cx2="http://schemas.microsoft.com/office/drawing/2015/10/21/chartex" xmlns:cx3="http://schemas.microsoft.com/office/drawing/2016/5/9/chartex" xmlns:cx4="http://schemas.microsoft.com/office/drawing/2016/5/10/chartex" xmlns:cx5="http://schemas.microsoft.com/office/drawing/2016/5/11/chartex" xmlns:cx6="http://schemas.microsoft.com/office/drawing/2016/5/12/chartex" xmlns:cx7="http://schemas.microsoft.com/office/drawing/2016/5/13/chartex" xmlns:cx8="http://schemas.microsoft.com/office/drawing/2016/5/14/chartex" xmlns:mc="http://schemas.openxmlformats.org/markup-compatibility/2006" xmlns:aink="http://schemas.microsoft.com/office/drawing/2016/ink" xmlns:am3d="http://schemas.microsoft.com/office/drawing/2017/model3d" xmlns:o="urn:schemas-microsoft-com:office:office" xmlns:oel="http://schemas.microsoft.com/office/2019/extlst" xmlns:r="http://schemas.openxmlformats.org/officeDocument/2006/relationships" xmlns:m="http://schemas.openxmlformats.org/officeDocument/2006/math" xmlns:v="urn:schemas-microsoft-com:vml" xmlns:wp14="http://schemas.microsoft.com/office/word/2010/wordprocessingDrawing" xmlns:wp="http://schemas.openxmlformats.org/drawingml/2006/wordprocessingDrawing" xmlns:w10="urn:schemas-microsoft-com:office:word" xmlns:w="http://schemas.openxmlformats.org/wordprocessingml/2006/main" xmlns:w14="http://schemas.microsoft.com/office/word/2010/wordml" xmlns:w15="http://schemas.microsoft.com/office/word/2012/wordml" xmlns:w16cex="http://schemas.microsoft.com/office/word/2018/wordml/cex" xmlns:w16cid="http://schemas.microsoft.com/office/word/2016/wordml/cid" xmlns:w16="http://schemas.microsoft.com/office/word/2018/wordml" xmlns:w16du="http://schemas.microsoft.com/office/word/2023/wordml/word16du" xmlns:w16sdtdh="http://schemas.microsoft.com/office/word/2020/wordml/sdtdatahash" xmlns:w16sdtfl="http://schemas.microsoft.com/office/word/2024/wordml/sdtformatlock" xmlns:w16se="http://schemas.microsoft.com/office/word/2015/wordml/symex" xmlns:wpg="http://schemas.microsoft.com/office/word/2010/wordprocessingGroup" xmlns:wpi="http://schemas.microsoft.com/office/word/2010/wordprocessingInk" xmlns:wne="http://schemas.microsoft.com/office/word/2006/wordml" xmlns:wps="http://schemas.microsoft.com/office/word/2010/wordprocessingShape" mc:Ignorable="w14 w15 w16se w16cid w16 w16cex w16sdtdh w16sdtfl w16du wp14">
+<w:endnotes xmlns:wpc="http://schemas.microsoft.com/office/word/2010/wordprocessingCanvas" xmlns:cx="http://schemas.microsoft.com/office/drawing/2014/chartex" xmlns:cx1="http://schemas.microsoft.com/office/drawing/2015/9/8/chartex" xmlns:cx2="http://schemas.microsoft.com/office/drawing/2015/10/21/chartex" xmlns:cx3="http://schemas.microsoft.com/office/drawing/2016/5/9/chartex" xmlns:cx4="http://schemas.microsoft.com/office/drawing/2016/5/10/chartex" xmlns:cx5="http://schemas.microsoft.com/office/drawing/2016/5/11/chartex" xmlns:cx6="http://schemas.microsoft.com/office/drawing/2016/5/12/chartex" xmlns:cx7="http://schemas.microsoft.com/office/drawing/2016/5/13/chartex" xmlns:cx8="http://schemas.microsoft.com/office/drawing/2016/5/14/chartex" xmlns:mc="http://schemas.openxmlformats.org/markup-compatibility/2006" xmlns:aink="http://schemas.microsoft.com/office/drawing/2016/ink" xmlns:am3d="http://schemas.microsoft.com/office/drawing/2017/model3d" xmlns:o="urn:schemas-microsoft-com:office:office" xmlns:oel="http://schemas.microsoft.com/office/2019/extlst" xmlns:r="http://schemas.openxmlformats.org/officeDocument/2006/relationships" xmlns:m="http://schemas.openxmlformats.org/officeDocument/2006/math" xmlns:v="urn:schemas-microsoft-com:vml" xmlns:wp14="http://schemas.microsoft.com/office/word/2010/wordprocessingDrawing" xmlns:wp="http://schemas.openxmlformats.org/drawingml/2006/wordprocessingDrawing" xmlns:w10="urn:schemas-microsoft-com:office:word" xmlns:w="http://schemas.openxmlformats.org/wordprocessingml/2006/main" xmlns:w14="http://schemas.microsoft.com/office/word/2010/wordml" xmlns:w15="http://schemas.microsoft.com/office/word/2012/wordml" xmlns:w16cex="http://schemas.microsoft.com/office/word/2018/wordml/cex" xmlns:w16cid="http://schemas.microsoft.com/office/word/2016/wordml/cid" xmlns:w16="http://schemas.microsoft.com/office/word/2018/wordml" xmlns:w16sdtdh="http://schemas.microsoft.com/office/word/2020/wordml/sdtdatahash" xmlns:w16se="http://schemas.microsoft.com/office/word/2015/wordml/symex" xmlns:wpg="http://schemas.microsoft.com/office/word/2010/wordprocessingGroup" xmlns:wpi="http://schemas.microsoft.com/office/word/2010/wordprocessingInk" xmlns:wne="http://schemas.microsoft.com/office/word/2006/wordml" xmlns:wps="http://schemas.microsoft.com/office/word/2010/wordprocessingShape" mc:Ignorable="w14 w15 w16se w16cid w16 w16cex w16sdtdh wp14">
   <w:endnote w:type="separator" w:id="-1">
     <w:p>
       <w:r>
@@ -52286,7 +52731,7 @@
 </file>
 
 <file path=word/footer1.xml><?xml version="1.0" encoding="utf-8"?>
-<w:ftr xmlns:wpc="http://schemas.microsoft.com/office/word/2010/wordprocessingCanvas" xmlns:cx="http://schemas.microsoft.com/office/drawing/2014/chartex" xmlns:cx1="http://schemas.microsoft.com/office/drawing/2015/9/8/chartex" xmlns:cx2="http://schemas.microsoft.com/office/drawing/2015/10/21/chartex" xmlns:cx3="http://schemas.microsoft.com/office/drawing/2016/5/9/chartex" xmlns:cx4="http://schemas.microsoft.com/office/drawing/2016/5/10/chartex" xmlns:cx5="http://schemas.microsoft.com/office/drawing/2016/5/11/chartex" xmlns:cx6="http://schemas.microsoft.com/office/drawing/2016/5/12/chartex" xmlns:cx7="http://schemas.microsoft.com/office/drawing/2016/5/13/chartex" xmlns:cx8="http://schemas.microsoft.com/office/drawing/2016/5/14/chartex" xmlns:mc="http://schemas.openxmlformats.org/markup-compatibility/2006" xmlns:aink="http://schemas.microsoft.com/office/drawing/2016/ink" xmlns:am3d="http://schemas.microsoft.com/office/drawing/2017/model3d" xmlns:o="urn:schemas-microsoft-com:office:office" xmlns:oel="http://schemas.microsoft.com/office/2019/extlst" xmlns:r="http://schemas.openxmlformats.org/officeDocument/2006/relationships" xmlns:m="http://schemas.openxmlformats.org/officeDocument/2006/math" xmlns:v="urn:schemas-microsoft-com:vml" xmlns:wp14="http://schemas.microsoft.com/office/word/2010/wordprocessingDrawing" xmlns:wp="http://schemas.openxmlformats.org/drawingml/2006/wordprocessingDrawing" xmlns:w10="urn:schemas-microsoft-com:office:word" xmlns:w="http://schemas.openxmlformats.org/wordprocessingml/2006/main" xmlns:w14="http://schemas.microsoft.com/office/word/2010/wordml" xmlns:w15="http://schemas.microsoft.com/office/word/2012/wordml" xmlns:w16cex="http://schemas.microsoft.com/office/word/2018/wordml/cex" xmlns:w16cid="http://schemas.microsoft.com/office/word/2016/wordml/cid" xmlns:w16="http://schemas.microsoft.com/office/word/2018/wordml" xmlns:w16du="http://schemas.microsoft.com/office/word/2023/wordml/word16du" xmlns:w16sdtdh="http://schemas.microsoft.com/office/word/2020/wordml/sdtdatahash" xmlns:w16sdtfl="http://schemas.microsoft.com/office/word/2024/wordml/sdtformatlock" xmlns:w16se="http://schemas.microsoft.com/office/word/2015/wordml/symex" xmlns:wpg="http://schemas.microsoft.com/office/word/2010/wordprocessingGroup" xmlns:wpi="http://schemas.microsoft.com/office/word/2010/wordprocessingInk" xmlns:wne="http://schemas.microsoft.com/office/word/2006/wordml" xmlns:wps="http://schemas.microsoft.com/office/word/2010/wordprocessingShape" mc:Ignorable="w14 w15 w16se w16cid w16 w16cex w16sdtdh w16sdtfl w16du wp14">
+<w:ftr xmlns:wpc="http://schemas.microsoft.com/office/word/2010/wordprocessingCanvas" xmlns:cx="http://schemas.microsoft.com/office/drawing/2014/chartex" xmlns:cx1="http://schemas.microsoft.com/office/drawing/2015/9/8/chartex" xmlns:cx2="http://schemas.microsoft.com/office/drawing/2015/10/21/chartex" xmlns:cx3="http://schemas.microsoft.com/office/drawing/2016/5/9/chartex" xmlns:cx4="http://schemas.microsoft.com/office/drawing/2016/5/10/chartex" xmlns:cx5="http://schemas.microsoft.com/office/drawing/2016/5/11/chartex" xmlns:cx6="http://schemas.microsoft.com/office/drawing/2016/5/12/chartex" xmlns:cx7="http://schemas.microsoft.com/office/drawing/2016/5/13/chartex" xmlns:cx8="http://schemas.microsoft.com/office/drawing/2016/5/14/chartex" xmlns:mc="http://schemas.openxmlformats.org/markup-compatibility/2006" xmlns:aink="http://schemas.microsoft.com/office/drawing/2016/ink" xmlns:am3d="http://schemas.microsoft.com/office/drawing/2017/model3d" xmlns:o="urn:schemas-microsoft-com:office:office" xmlns:oel="http://schemas.microsoft.com/office/2019/extlst" xmlns:r="http://schemas.openxmlformats.org/officeDocument/2006/relationships" xmlns:m="http://schemas.openxmlformats.org/officeDocument/2006/math" xmlns:v="urn:schemas-microsoft-com:vml" xmlns:wp14="http://schemas.microsoft.com/office/word/2010/wordprocessingDrawing" xmlns:wp="http://schemas.openxmlformats.org/drawingml/2006/wordprocessingDrawing" xmlns:w10="urn:schemas-microsoft-com:office:word" xmlns:w="http://schemas.openxmlformats.org/wordprocessingml/2006/main" xmlns:w14="http://schemas.microsoft.com/office/word/2010/wordml" xmlns:w15="http://schemas.microsoft.com/office/word/2012/wordml" xmlns:w16cex="http://schemas.microsoft.com/office/word/2018/wordml/cex" xmlns:w16cid="http://schemas.microsoft.com/office/word/2016/wordml/cid" xmlns:w16="http://schemas.microsoft.com/office/word/2018/wordml" xmlns:w16sdtdh="http://schemas.microsoft.com/office/word/2020/wordml/sdtdatahash" xmlns:w16se="http://schemas.microsoft.com/office/word/2015/wordml/symex" xmlns:wpg="http://schemas.microsoft.com/office/word/2010/wordprocessingGroup" xmlns:wpi="http://schemas.microsoft.com/office/word/2010/wordprocessingInk" xmlns:wne="http://schemas.microsoft.com/office/word/2006/wordml" xmlns:wps="http://schemas.microsoft.com/office/word/2010/wordprocessingShape" mc:Ignorable="w14 w15 w16se w16cid w16 w16cex w16sdtdh wp14">
   <w:p>
     <w:pPr>
       <w:pStyle w:val="af1"/>
@@ -52350,7 +52795,7 @@
 </file>
 
 <file path=word/footnotes.xml><?xml version="1.0" encoding="utf-8"?>
-<w:footnotes xmlns:wpc="http://schemas.microsoft.com/office/word/2010/wordprocessingCanvas" xmlns:cx="http://schemas.microsoft.com/office/drawing/2014/chartex" xmlns:cx1="http://schemas.microsoft.com/office/drawing/2015/9/8/chartex" xmlns:cx2="http://schemas.microsoft.com/office/drawing/2015/10/21/chartex" xmlns:cx3="http://schemas.microsoft.com/office/drawing/2016/5/9/chartex" xmlns:cx4="http://schemas.microsoft.com/office/drawing/2016/5/10/chartex" xmlns:cx5="http://schemas.microsoft.com/office/drawing/2016/5/11/chartex" xmlns:cx6="http://schemas.microsoft.com/office/drawing/2016/5/12/chartex" xmlns:cx7="http://schemas.microsoft.com/office/drawing/2016/5/13/chartex" xmlns:cx8="http://schemas.microsoft.com/office/drawing/2016/5/14/chartex" xmlns:mc="http://schemas.openxmlformats.org/markup-compatibility/2006" xmlns:aink="http://schemas.microsoft.com/office/drawing/2016/ink" xmlns:am3d="http://schemas.microsoft.com/office/drawing/2017/model3d" xmlns:o="urn:schemas-microsoft-com:office:office" xmlns:oel="http://schemas.microsoft.com/office/2019/extlst" xmlns:r="http://schemas.openxmlformats.org/officeDocument/2006/relationships" xmlns:m="http://schemas.openxmlformats.org/officeDocument/2006/math" xmlns:v="urn:schemas-microsoft-com:vml" xmlns:wp14="http://schemas.microsoft.com/office/word/2010/wordprocessingDrawing" xmlns:wp="http://schemas.openxmlformats.org/drawingml/2006/wordprocessingDrawing" xmlns:w10="urn:schemas-microsoft-com:office:word" xmlns:w="http://schemas.openxmlformats.org/wordprocessingml/2006/main" xmlns:w14="http://schemas.microsoft.com/office/word/2010/wordml" xmlns:w15="http://schemas.microsoft.com/office/word/2012/wordml" xmlns:w16cex="http://schemas.microsoft.com/office/word/2018/wordml/cex" xmlns:w16cid="http://schemas.microsoft.com/office/word/2016/wordml/cid" xmlns:w16="http://schemas.microsoft.com/office/word/2018/wordml" xmlns:w16du="http://schemas.microsoft.com/office/word/2023/wordml/word16du" xmlns:w16sdtdh="http://schemas.microsoft.com/office/word/2020/wordml/sdtdatahash" xmlns:w16sdtfl="http://schemas.microsoft.com/office/word/2024/wordml/sdtformatlock" xmlns:w16se="http://schemas.microsoft.com/office/word/2015/wordml/symex" xmlns:wpg="http://schemas.microsoft.com/office/word/2010/wordprocessingGroup" xmlns:wpi="http://schemas.microsoft.com/office/word/2010/wordprocessingInk" xmlns:wne="http://schemas.microsoft.com/office/word/2006/wordml" xmlns:wps="http://schemas.microsoft.com/office/word/2010/wordprocessingShape" mc:Ignorable="w14 w15 w16se w16cid w16 w16cex w16sdtdh w16sdtfl w16du wp14">
+<w:footnotes xmlns:wpc="http://schemas.microsoft.com/office/word/2010/wordprocessingCanvas" xmlns:cx="http://schemas.microsoft.com/office/drawing/2014/chartex" xmlns:cx1="http://schemas.microsoft.com/office/drawing/2015/9/8/chartex" xmlns:cx2="http://schemas.microsoft.com/office/drawing/2015/10/21/chartex" xmlns:cx3="http://schemas.microsoft.com/office/drawing/2016/5/9/chartex" xmlns:cx4="http://schemas.microsoft.com/office/drawing/2016/5/10/chartex" xmlns:cx5="http://schemas.microsoft.com/office/drawing/2016/5/11/chartex" xmlns:cx6="http://schemas.microsoft.com/office/drawing/2016/5/12/chartex" xmlns:cx7="http://schemas.microsoft.com/office/drawing/2016/5/13/chartex" xmlns:cx8="http://schemas.microsoft.com/office/drawing/2016/5/14/chartex" xmlns:mc="http://schemas.openxmlformats.org/markup-compatibility/2006" xmlns:aink="http://schemas.microsoft.com/office/drawing/2016/ink" xmlns:am3d="http://schemas.microsoft.com/office/drawing/2017/model3d" xmlns:o="urn:schemas-microsoft-com:office:office" xmlns:oel="http://schemas.microsoft.com/office/2019/extlst" xmlns:r="http://schemas.openxmlformats.org/officeDocument/2006/relationships" xmlns:m="http://schemas.openxmlformats.org/officeDocument/2006/math" xmlns:v="urn:schemas-microsoft-com:vml" xmlns:wp14="http://schemas.microsoft.com/office/word/2010/wordprocessingDrawing" xmlns:wp="http://schemas.openxmlformats.org/drawingml/2006/wordprocessingDrawing" xmlns:w10="urn:schemas-microsoft-com:office:word" xmlns:w="http://schemas.openxmlformats.org/wordprocessingml/2006/main" xmlns:w14="http://schemas.microsoft.com/office/word/2010/wordml" xmlns:w15="http://schemas.microsoft.com/office/word/2012/wordml" xmlns:w16cex="http://schemas.microsoft.com/office/word/2018/wordml/cex" xmlns:w16cid="http://schemas.microsoft.com/office/word/2016/wordml/cid" xmlns:w16="http://schemas.microsoft.com/office/word/2018/wordml" xmlns:w16sdtdh="http://schemas.microsoft.com/office/word/2020/wordml/sdtdatahash" xmlns:w16se="http://schemas.microsoft.com/office/word/2015/wordml/symex" xmlns:wpg="http://schemas.microsoft.com/office/word/2010/wordprocessingGroup" xmlns:wpi="http://schemas.microsoft.com/office/word/2010/wordprocessingInk" xmlns:wne="http://schemas.microsoft.com/office/word/2006/wordml" xmlns:wps="http://schemas.microsoft.com/office/word/2010/wordprocessingShape" mc:Ignorable="w14 w15 w16se w16cid w16 w16cex w16sdtdh wp14">
   <w:footnote w:type="separator" w:id="-1">
     <w:p>
       <w:r>
@@ -52369,7 +52814,7 @@
 </file>
 
 <file path=word/numbering.xml><?xml version="1.0" encoding="utf-8"?>
-<w:numbering xmlns:wpc="http://schemas.microsoft.com/office/word/2010/wordprocessingCanvas" xmlns:cx="http://schemas.microsoft.com/office/drawing/2014/chartex" xmlns:cx1="http://schemas.microsoft.com/office/drawing/2015/9/8/chartex" xmlns:cx2="http://schemas.microsoft.com/office/drawing/2015/10/21/chartex" xmlns:cx3="http://schemas.microsoft.com/office/drawing/2016/5/9/chartex" xmlns:cx4="http://schemas.microsoft.com/office/drawing/2016/5/10/chartex" xmlns:cx5="http://schemas.microsoft.com/office/drawing/2016/5/11/chartex" xmlns:cx6="http://schemas.microsoft.com/office/drawing/2016/5/12/chartex" xmlns:cx7="http://schemas.microsoft.com/office/drawing/2016/5/13/chartex" xmlns:cx8="http://schemas.microsoft.com/office/drawing/2016/5/14/chartex" xmlns:mc="http://schemas.openxmlformats.org/markup-compatibility/2006" xmlns:aink="http://schemas.microsoft.com/office/drawing/2016/ink" xmlns:am3d="http://schemas.microsoft.com/office/drawing/2017/model3d" xmlns:o="urn:schemas-microsoft-com:office:office" xmlns:oel="http://schemas.microsoft.com/office/2019/extlst" xmlns:r="http://schemas.openxmlformats.org/officeDocument/2006/relationships" xmlns:m="http://schemas.openxmlformats.org/officeDocument/2006/math" xmlns:v="urn:schemas-microsoft-com:vml" xmlns:wp14="http://schemas.microsoft.com/office/word/2010/wordprocessingDrawing" xmlns:wp="http://schemas.openxmlformats.org/drawingml/2006/wordprocessingDrawing" xmlns:w10="urn:schemas-microsoft-com:office:word" xmlns:w="http://schemas.openxmlformats.org/wordprocessingml/2006/main" xmlns:w14="http://schemas.microsoft.com/office/word/2010/wordml" xmlns:w15="http://schemas.microsoft.com/office/word/2012/wordml" xmlns:w16cex="http://schemas.microsoft.com/office/word/2018/wordml/cex" xmlns:w16cid="http://schemas.microsoft.com/office/word/2016/wordml/cid" xmlns:w16="http://schemas.microsoft.com/office/word/2018/wordml" xmlns:w16du="http://schemas.microsoft.com/office/word/2023/wordml/word16du" xmlns:w16sdtdh="http://schemas.microsoft.com/office/word/2020/wordml/sdtdatahash" xmlns:w16sdtfl="http://schemas.microsoft.com/office/word/2024/wordml/sdtformatlock" xmlns:w16se="http://schemas.microsoft.com/office/word/2015/wordml/symex" xmlns:wpg="http://schemas.microsoft.com/office/word/2010/wordprocessingGroup" xmlns:wpi="http://schemas.microsoft.com/office/word/2010/wordprocessingInk" xmlns:wne="http://schemas.microsoft.com/office/word/2006/wordml" xmlns:wps="http://schemas.microsoft.com/office/word/2010/wordprocessingShape" mc:Ignorable="w14 w15 w16se w16cid w16 w16cex w16sdtdh w16sdtfl w16du wp14">
+<w:numbering xmlns:wpc="http://schemas.microsoft.com/office/word/2010/wordprocessingCanvas" xmlns:cx="http://schemas.microsoft.com/office/drawing/2014/chartex" xmlns:cx1="http://schemas.microsoft.com/office/drawing/2015/9/8/chartex" xmlns:cx2="http://schemas.microsoft.com/office/drawing/2015/10/21/chartex" xmlns:cx3="http://schemas.microsoft.com/office/drawing/2016/5/9/chartex" xmlns:cx4="http://schemas.microsoft.com/office/drawing/2016/5/10/chartex" xmlns:cx5="http://schemas.microsoft.com/office/drawing/2016/5/11/chartex" xmlns:cx6="http://schemas.microsoft.com/office/drawing/2016/5/12/chartex" xmlns:cx7="http://schemas.microsoft.com/office/drawing/2016/5/13/chartex" xmlns:cx8="http://schemas.microsoft.com/office/drawing/2016/5/14/chartex" xmlns:mc="http://schemas.openxmlformats.org/markup-compatibility/2006" xmlns:aink="http://schemas.microsoft.com/office/drawing/2016/ink" xmlns:am3d="http://schemas.microsoft.com/office/drawing/2017/model3d" xmlns:o="urn:schemas-microsoft-com:office:office" xmlns:oel="http://schemas.microsoft.com/office/2019/extlst" xmlns:r="http://schemas.openxmlformats.org/officeDocument/2006/relationships" xmlns:m="http://schemas.openxmlformats.org/officeDocument/2006/math" xmlns:v="urn:schemas-microsoft-com:vml" xmlns:wp14="http://schemas.microsoft.com/office/word/2010/wordprocessingDrawing" xmlns:wp="http://schemas.openxmlformats.org/drawingml/2006/wordprocessingDrawing" xmlns:w10="urn:schemas-microsoft-com:office:word" xmlns:w="http://schemas.openxmlformats.org/wordprocessingml/2006/main" xmlns:w14="http://schemas.microsoft.com/office/word/2010/wordml" xmlns:w15="http://schemas.microsoft.com/office/word/2012/wordml" xmlns:w16cex="http://schemas.microsoft.com/office/word/2018/wordml/cex" xmlns:w16cid="http://schemas.microsoft.com/office/word/2016/wordml/cid" xmlns:w16="http://schemas.microsoft.com/office/word/2018/wordml" xmlns:w16sdtdh="http://schemas.microsoft.com/office/word/2020/wordml/sdtdatahash" xmlns:w16se="http://schemas.microsoft.com/office/word/2015/wordml/symex" xmlns:wpg="http://schemas.microsoft.com/office/word/2010/wordprocessingGroup" xmlns:wpi="http://schemas.microsoft.com/office/word/2010/wordprocessingInk" xmlns:wne="http://schemas.microsoft.com/office/word/2006/wordml" xmlns:wps="http://schemas.microsoft.com/office/word/2010/wordprocessingShape" mc:Ignorable="w14 w15 w16se w16cid w16 w16cex w16sdtdh wp14">
   <w:abstractNum w:abstractNumId="0" w15:restartNumberingAfterBreak="0">
     <w:nsid w:val="022B585C"/>
     <w:multiLevelType w:val="hybridMultilevel"/>
@@ -54534,7 +54979,7 @@
 </file>
 
 <file path=word/styles.xml><?xml version="1.0" encoding="utf-8"?>
-<w:styles xmlns:mc="http://schemas.openxmlformats.org/markup-compatibility/2006" xmlns:r="http://schemas.openxmlformats.org/officeDocument/2006/relationships" xmlns:w="http://schemas.openxmlformats.org/wordprocessingml/2006/main" xmlns:w14="http://schemas.microsoft.com/office/word/2010/wordml" xmlns:w15="http://schemas.microsoft.com/office/word/2012/wordml" xmlns:w16cex="http://schemas.microsoft.com/office/word/2018/wordml/cex" xmlns:w16cid="http://schemas.microsoft.com/office/word/2016/wordml/cid" xmlns:w16="http://schemas.microsoft.com/office/word/2018/wordml" xmlns:w16du="http://schemas.microsoft.com/office/word/2023/wordml/word16du" xmlns:w16sdtdh="http://schemas.microsoft.com/office/word/2020/wordml/sdtdatahash" xmlns:w16sdtfl="http://schemas.microsoft.com/office/word/2024/wordml/sdtformatlock" xmlns:w16se="http://schemas.microsoft.com/office/word/2015/wordml/symex" mc:Ignorable="w14 w15 w16se w16cid w16 w16cex w16sdtdh w16sdtfl w16du">
+<w:styles xmlns:mc="http://schemas.openxmlformats.org/markup-compatibility/2006" xmlns:r="http://schemas.openxmlformats.org/officeDocument/2006/relationships" xmlns:w="http://schemas.openxmlformats.org/wordprocessingml/2006/main" xmlns:w14="http://schemas.microsoft.com/office/word/2010/wordml" xmlns:w15="http://schemas.microsoft.com/office/word/2012/wordml" xmlns:w16cex="http://schemas.microsoft.com/office/word/2018/wordml/cex" xmlns:w16cid="http://schemas.microsoft.com/office/word/2016/wordml/cid" xmlns:w16="http://schemas.microsoft.com/office/word/2018/wordml" xmlns:w16sdtdh="http://schemas.microsoft.com/office/word/2020/wordml/sdtdatahash" xmlns:w16se="http://schemas.microsoft.com/office/word/2015/wordml/symex" mc:Ignorable="w14 w15 w16se w16cid w16 w16cex w16sdtdh">
   <w:docDefaults>
     <w:rPrDefault>
       <w:rPr>
@@ -55143,6 +55588,7 @@
   <w:style w:type="character" w:default="1" w:styleId="a1">
     <w:name w:val="Default Paragraph Font"/>
     <w:uiPriority w:val="1"/>
+    <w:semiHidden/>
     <w:unhideWhenUsed/>
   </w:style>
   <w:style w:type="table" w:default="1" w:styleId="a2">
